--- a/Collatio/6/3. Rúbrica/Rúbrica 6.docx
+++ b/Collatio/6/3. Rúbrica/Rúbrica 6.docx
@@ -5,14 +5,14 @@
     <w:p>
       <w:pPr>
         <w:rPr>
-          <w:rFonts w:ascii="Garamond" w:hAnsi="Garamond"/>
+          <w:rFonts w:ascii="Brill" w:hAnsi="Brill"/>
           <w:color w:val="000000" w:themeColor="text1"/>
           <w:lang w:val="es-ES"/>
         </w:rPr>
       </w:pPr>
       <w:r>
         <w:rPr>
-          <w:rFonts w:ascii="Garamond" w:hAnsi="Garamond"/>
+          <w:rFonts w:ascii="Brill" w:hAnsi="Brill"/>
           <w:color w:val="000000" w:themeColor="text1"/>
           <w:lang w:val="es-ES"/>
         </w:rPr>
@@ -20,7 +20,7 @@
       </w:r>
       <w:r>
         <w:rPr>
-          <w:rFonts w:ascii="Garamond" w:hAnsi="Garamond"/>
+          <w:rFonts w:ascii="Brill" w:hAnsi="Brill"/>
           <w:smallCaps/>
           <w:color w:val="000000" w:themeColor="text1"/>
           <w:lang w:val="es-ES"/>
@@ -29,7 +29,7 @@
       </w:r>
       <w:r>
         <w:rPr>
-          <w:rFonts w:ascii="Garamond" w:hAnsi="Garamond"/>
+          <w:rFonts w:ascii="Brill" w:hAnsi="Brill"/>
           <w:color w:val="000000" w:themeColor="text1"/>
           <w:lang w:val="es-ES"/>
         </w:rPr>
@@ -39,7 +39,7 @@
     <w:p>
       <w:pPr>
         <w:rPr>
-          <w:rFonts w:ascii="Garamond" w:hAnsi="Garamond"/>
+          <w:rFonts w:ascii="Brill" w:hAnsi="Brill"/>
           <w:color w:val="000000" w:themeColor="text1"/>
           <w:lang w:val="es-ES"/>
         </w:rPr>
@@ -48,13 +48,13 @@
     <w:p>
       <w:pPr>
         <w:rPr>
-          <w:rFonts w:ascii="Garamond" w:hAnsi="Garamond"/>
+          <w:rFonts w:ascii="Brill" w:hAnsi="Brill"/>
           <w:color w:val="FF0000"/>
         </w:rPr>
       </w:pPr>
       <w:r>
         <w:rPr>
-          <w:rFonts w:ascii="Garamond" w:hAnsi="Garamond"/>
+          <w:rFonts w:ascii="Brill" w:hAnsi="Brill"/>
           <w:color w:val="000000" w:themeColor="text1"/>
           <w:lang w:val="es-ES"/>
         </w:rPr>
@@ -62,7 +62,7 @@
       </w:r>
       <w:r>
         <w:rPr>
-          <w:rFonts w:ascii="Garamond" w:hAnsi="Garamond"/>
+          <w:rFonts w:ascii="Brill" w:hAnsi="Brill"/>
           <w:color w:val="FF0000"/>
           <w:lang w:val="es-ES"/>
         </w:rPr>
@@ -70,7 +70,7 @@
       </w:r>
       <w:r>
         <w:rPr>
-          <w:rFonts w:ascii="Garamond" w:hAnsi="Garamond"/>
+          <w:rFonts w:ascii="Brill" w:hAnsi="Brill"/>
           <w:color w:val="FF0000"/>
           <w:lang w:val="es-ES"/>
         </w:rPr>
@@ -78,7 +78,7 @@
       </w:r>
       <w:r>
         <w:rPr>
-          <w:rFonts w:ascii="Garamond" w:hAnsi="Garamond"/>
+          <w:rFonts w:ascii="Brill" w:hAnsi="Brill"/>
           <w:color w:val="FF0000"/>
           <w:lang w:val="es-ES"/>
         </w:rPr>
@@ -86,7 +86,7 @@
       </w:r>
       <w:r>
         <w:rPr>
-          <w:rFonts w:ascii="Garamond" w:hAnsi="Garamond"/>
+          <w:rFonts w:ascii="Brill" w:hAnsi="Brill"/>
           <w:smallCaps/>
           <w:color w:val="FF0000"/>
           <w:lang w:val="es-ES"/>
@@ -95,7 +95,7 @@
       </w:r>
       <w:r>
         <w:rPr>
-          <w:rFonts w:ascii="Garamond" w:hAnsi="Garamond"/>
+          <w:rFonts w:ascii="Brill" w:hAnsi="Brill"/>
           <w:smallCaps/>
           <w:color w:val="FF0000"/>
           <w:lang w:val="es-ES"/>
@@ -104,15 +104,15 @@
       </w:r>
       <w:r>
         <w:rPr>
-          <w:rFonts w:ascii="Garamond" w:hAnsi="Garamond"/>
-          <w:color w:val="FF0000"/>
-          <w:lang w:val="es-ES"/>
-        </w:rPr>
-        <w:t xml:space="preserve"> </w:t>
-      </w:r>
-      <w:r>
-        <w:rPr>
-          <w:rFonts w:ascii="Garamond" w:hAnsi="Garamond"/>
+          <w:rFonts w:ascii="Brill" w:hAnsi="Brill"/>
+          <w:color w:val="FF0000"/>
+          <w:lang w:val="es-ES"/>
+        </w:rPr>
+        <w:t xml:space="preserve"> </w:t>
+      </w:r>
+      <w:r>
+        <w:rPr>
+          <w:rFonts w:ascii="Brill" w:hAnsi="Brill"/>
           <w:color w:val="FF0000"/>
           <w:lang w:val="es-ES"/>
         </w:rPr>
@@ -120,7 +120,7 @@
       </w:r>
       <w:r>
         <w:rPr>
-          <w:rFonts w:ascii="Garamond" w:hAnsi="Garamond"/>
+          <w:rFonts w:ascii="Brill" w:hAnsi="Brill"/>
           <w:color w:val="FF0000"/>
           <w:lang w:val="es-ES"/>
         </w:rPr>
@@ -128,7 +128,7 @@
       </w:r>
       <w:r>
         <w:rPr>
-          <w:rFonts w:ascii="Garamond" w:hAnsi="Garamond"/>
+          <w:rFonts w:ascii="Brill" w:hAnsi="Brill"/>
           <w:color w:val="FF0000"/>
           <w:lang w:val="es-ES"/>
         </w:rPr>
@@ -136,7 +136,7 @@
       </w:r>
       <w:r>
         <w:rPr>
-          <w:rFonts w:ascii="Garamond" w:hAnsi="Garamond"/>
+          <w:rFonts w:ascii="Brill" w:hAnsi="Brill"/>
           <w:color w:val="FF0000"/>
           <w:lang w:val="es-ES"/>
         </w:rPr>
@@ -144,7 +144,7 @@
       </w:r>
       <w:r>
         <w:rPr>
-          <w:rFonts w:ascii="Garamond" w:hAnsi="Garamond"/>
+          <w:rFonts w:ascii="Brill" w:hAnsi="Brill"/>
           <w:color w:val="FF0000"/>
           <w:lang w:val="es-ES"/>
         </w:rPr>
@@ -152,16 +152,15 @@
       </w:r>
       <w:r>
         <w:rPr>
-          <w:rFonts w:ascii="Garamond" w:hAnsi="Garamond"/>
+          <w:rFonts w:ascii="Brill" w:hAnsi="Brill"/>
           <w:color w:val="FF0000"/>
           <w:lang w:val="es-ES"/>
         </w:rPr>
         <w:t xml:space="preserve">n es la </w:t>
       </w:r>
-      <w:proofErr w:type="spellStart"/>
-      <w:r>
-        <w:rPr>
-          <w:rFonts w:ascii="Garamond" w:hAnsi="Garamond"/>
+      <w:r>
+        <w:rPr>
+          <w:rFonts w:ascii="Brill" w:hAnsi="Brill"/>
           <w:color w:val="FF0000"/>
           <w:lang w:val="es-ES"/>
         </w:rPr>
@@ -169,34 +168,15 @@
       </w:r>
       <w:r>
         <w:rPr>
-          <w:rFonts w:ascii="Garamond" w:hAnsi="Garamond"/>
-          <w:color w:val="FF0000"/>
-          <w:lang w:val="es-ES"/>
-        </w:rPr>
-        <w:t>renidad</w:t>
-      </w:r>
-      <w:proofErr w:type="spellEnd"/>
-      <w:r>
-        <w:rPr>
-          <w:rFonts w:ascii="Garamond" w:hAnsi="Garamond"/>
-          <w:color w:val="FF0000"/>
-          <w:lang w:val="es-ES"/>
-        </w:rPr>
-        <w:t xml:space="preserve"> de tres </w:t>
-      </w:r>
-      <w:proofErr w:type="spellStart"/>
-      <w:r>
-        <w:rPr>
-          <w:rFonts w:ascii="Garamond" w:hAnsi="Garamond"/>
-          <w:color w:val="FF0000"/>
-          <w:lang w:val="es-ES"/>
-        </w:rPr>
-        <w:t>presonas</w:t>
-      </w:r>
-      <w:proofErr w:type="spellEnd"/>
-      <w:r>
-        <w:rPr>
-          <w:rFonts w:ascii="Garamond" w:hAnsi="Garamond"/>
+          <w:rFonts w:ascii="Brill" w:hAnsi="Brill"/>
+          <w:color w:val="FF0000"/>
+          <w:lang w:val="es-ES"/>
+        </w:rPr>
+        <w:t>renidad de tres presonas</w:t>
+      </w:r>
+      <w:r>
+        <w:rPr>
+          <w:rFonts w:ascii="Brill" w:hAnsi="Brill"/>
           <w:color w:val="FF0000"/>
           <w:lang w:val="es-ES"/>
         </w:rPr>
@@ -206,7 +186,7 @@
     <w:p>
       <w:pPr>
         <w:rPr>
-          <w:rFonts w:ascii="Garamond" w:eastAsia="Calibri" w:hAnsi="Garamond" w:cs="Times New Roman (Corps CS)"/>
+          <w:rFonts w:ascii="Brill" w:eastAsia="Calibri" w:hAnsi="Brill" w:cs="Times New Roman (Corps CS)"/>
           <w:color w:val="FF0000"/>
           <w:kern w:val="2"/>
           <w:lang w:val="es-ES"/>
@@ -215,57 +195,26 @@
       </w:pPr>
       <w:r>
         <w:rPr>
-          <w:rFonts w:ascii="Garamond" w:eastAsia="Calibri" w:hAnsi="Garamond" w:cs="Times New Roman (Corps CS)"/>
-          <w:kern w:val="2"/>
-          <w:lang w:val="es-ES"/>
-          <w14:ligatures w14:val="standardContextual"/>
-        </w:rPr>
-        <w:t xml:space="preserve">B: </w:t>
-      </w:r>
-      <w:r>
-        <w:rPr>
-          <w:rFonts w:ascii="Garamond" w:eastAsia="Calibri" w:hAnsi="Garamond" w:cs="Times New Roman (Corps CS)"/>
-          <w:kern w:val="2"/>
-          <w:lang w:val="es-ES"/>
-          <w14:ligatures w14:val="standardContextual"/>
-        </w:rPr>
-        <w:t>1ra</w:t>
-      </w:r>
-      <w:r>
-        <w:rPr>
-          <w:rFonts w:ascii="Garamond" w:eastAsia="Calibri" w:hAnsi="Garamond" w:cs="Times New Roman (Corps CS)"/>
-          <w:color w:val="FF0000"/>
-          <w:kern w:val="2"/>
-          <w:lang w:val="es-ES"/>
-          <w14:ligatures w14:val="standardContextual"/>
-        </w:rPr>
-        <w:t xml:space="preserve"> </w:t>
-      </w:r>
-      <w:proofErr w:type="spellStart"/>
-      <w:r>
-        <w:rPr>
-          <w:rFonts w:ascii="Garamond" w:eastAsia="Calibri" w:hAnsi="Garamond" w:cs="Times New Roman (Corps CS)"/>
-          <w:color w:val="FF0000"/>
-          <w:kern w:val="2"/>
-          <w:lang w:val="es-ES"/>
-          <w14:ligatures w14:val="standardContextual"/>
-        </w:rPr>
-        <w:t>Títolo</w:t>
-      </w:r>
-      <w:proofErr w:type="spellEnd"/>
-      <w:r>
-        <w:rPr>
-          <w:rFonts w:ascii="Garamond" w:eastAsia="Calibri" w:hAnsi="Garamond" w:cs="Times New Roman (Corps CS)"/>
-          <w:color w:val="FF0000"/>
-          <w:kern w:val="2"/>
-          <w:lang w:val="es-ES"/>
-          <w14:ligatures w14:val="standardContextual"/>
-        </w:rPr>
-        <w:t xml:space="preserve"> </w:t>
-      </w:r>
-      <w:r>
-        <w:rPr>
-          <w:rFonts w:ascii="Garamond" w:eastAsia="Calibri" w:hAnsi="Garamond" w:cs="Times New Roman (Corps CS)"/>
+          <w:rFonts w:ascii="Brill" w:eastAsia="Calibri" w:hAnsi="Brill" w:cs="Times New Roman (Corps CS)"/>
+          <w:kern w:val="2"/>
+          <w:lang w:val="es-ES"/>
+          <w14:ligatures w14:val="standardContextual"/>
+        </w:rPr>
+        <w:t>B: 1ra</w:t>
+      </w:r>
+      <w:r>
+        <w:rPr>
+          <w:rFonts w:ascii="Brill" w:eastAsia="Calibri" w:hAnsi="Brill" w:cs="Times New Roman (Corps CS)"/>
+          <w:color w:val="FF0000"/>
+          <w:kern w:val="2"/>
+          <w:lang w:val="es-ES"/>
+          <w14:ligatures w14:val="standardContextual"/>
+        </w:rPr>
+        <w:t xml:space="preserve"> Títolo </w:t>
+      </w:r>
+      <w:r>
+        <w:rPr>
+          <w:rFonts w:ascii="Brill" w:eastAsia="Calibri" w:hAnsi="Brill" w:cs="Times New Roman (Corps CS)"/>
           <w:smallCaps/>
           <w:color w:val="FF0000"/>
           <w:kern w:val="2"/>
@@ -276,63 +225,19 @@
       </w:r>
       <w:r>
         <w:rPr>
-          <w:rFonts w:ascii="Garamond" w:eastAsia="Calibri" w:hAnsi="Garamond" w:cs="Times New Roman (Corps CS)"/>
-          <w:color w:val="FF0000"/>
-          <w:kern w:val="2"/>
-          <w:lang w:val="es-ES"/>
-          <w14:ligatures w14:val="standardContextual"/>
-        </w:rPr>
-        <w:t xml:space="preserve">. ¿Por qué razón la </w:t>
-      </w:r>
-      <w:proofErr w:type="spellStart"/>
-      <w:r>
-        <w:rPr>
-          <w:rFonts w:ascii="Garamond" w:eastAsia="Calibri" w:hAnsi="Garamond" w:cs="Times New Roman (Corps CS)"/>
-          <w:color w:val="FF0000"/>
-          <w:kern w:val="2"/>
-          <w:lang w:val="es-ES"/>
-          <w14:ligatures w14:val="standardContextual"/>
-        </w:rPr>
-        <w:t>Trinidat</w:t>
-      </w:r>
-      <w:proofErr w:type="spellEnd"/>
-      <w:r>
-        <w:rPr>
-          <w:rFonts w:ascii="Garamond" w:eastAsia="Calibri" w:hAnsi="Garamond" w:cs="Times New Roman (Corps CS)"/>
-          <w:color w:val="FF0000"/>
-          <w:kern w:val="2"/>
-          <w:lang w:val="es-ES"/>
-          <w14:ligatures w14:val="standardContextual"/>
-        </w:rPr>
-        <w:t xml:space="preserve"> es de tres personas </w:t>
-      </w:r>
-      <w:proofErr w:type="gramStart"/>
-      <w:r>
-        <w:rPr>
-          <w:rFonts w:ascii="Garamond" w:eastAsia="Calibri" w:hAnsi="Garamond" w:cs="Times New Roman (Corps CS)"/>
-          <w:color w:val="FF0000"/>
-          <w:kern w:val="2"/>
-          <w:lang w:val="es-ES"/>
-          <w14:ligatures w14:val="standardContextual"/>
-        </w:rPr>
-        <w:t>e</w:t>
-      </w:r>
-      <w:proofErr w:type="gramEnd"/>
-      <w:r>
-        <w:rPr>
-          <w:rFonts w:ascii="Garamond" w:eastAsia="Calibri" w:hAnsi="Garamond" w:cs="Times New Roman (Corps CS)"/>
-          <w:color w:val="FF0000"/>
-          <w:kern w:val="2"/>
-          <w:lang w:val="es-ES"/>
-          <w14:ligatures w14:val="standardContextual"/>
-        </w:rPr>
-        <w:t xml:space="preserve"> non de más nin de menos?</w:t>
+          <w:rFonts w:ascii="Brill" w:eastAsia="Calibri" w:hAnsi="Brill" w:cs="Times New Roman (Corps CS)"/>
+          <w:color w:val="FF0000"/>
+          <w:kern w:val="2"/>
+          <w:lang w:val="es-ES"/>
+          <w14:ligatures w14:val="standardContextual"/>
+        </w:rPr>
+        <w:t>. ¿Por qué razón la Trinidat es de tres personas e non de más nin de menos?</w:t>
       </w:r>
     </w:p>
     <w:p>
       <w:pPr>
         <w:rPr>
-          <w:rFonts w:ascii="Garamond" w:eastAsia="Calibri" w:hAnsi="Garamond" w:cs="Times New Roman (Corps CS)"/>
+          <w:rFonts w:ascii="Brill" w:eastAsia="Calibri" w:hAnsi="Brill" w:cs="Times New Roman (Corps CS)"/>
           <w:kern w:val="2"/>
           <w:lang w:val="es-ES"/>
           <w14:ligatures w14:val="standardContextual"/>
@@ -340,57 +245,26 @@
       </w:pPr>
       <w:r>
         <w:rPr>
-          <w:rFonts w:ascii="Garamond" w:eastAsia="Calibri" w:hAnsi="Garamond" w:cs="Times New Roman (Corps CS)"/>
-          <w:kern w:val="2"/>
-          <w:lang w:val="es-ES"/>
-          <w14:ligatures w14:val="standardContextual"/>
-        </w:rPr>
-        <w:t xml:space="preserve">B: </w:t>
-      </w:r>
-      <w:r>
-        <w:rPr>
-          <w:rFonts w:ascii="Garamond" w:eastAsia="Calibri" w:hAnsi="Garamond" w:cs="Times New Roman (Corps CS)"/>
-          <w:kern w:val="2"/>
-          <w:lang w:val="es-ES"/>
-          <w14:ligatures w14:val="standardContextual"/>
-        </w:rPr>
-        <w:t>11vb</w:t>
-      </w:r>
-      <w:r>
-        <w:rPr>
-          <w:rFonts w:ascii="Garamond" w:eastAsia="Calibri" w:hAnsi="Garamond" w:cs="Times New Roman (Corps CS)"/>
-          <w:color w:val="FF0000"/>
-          <w:kern w:val="2"/>
-          <w:lang w:val="es-ES"/>
-          <w14:ligatures w14:val="standardContextual"/>
-        </w:rPr>
-        <w:t xml:space="preserve"> </w:t>
-      </w:r>
-      <w:proofErr w:type="spellStart"/>
-      <w:r>
-        <w:rPr>
-          <w:rFonts w:ascii="Garamond" w:eastAsia="Calibri" w:hAnsi="Garamond" w:cs="Times New Roman (Corps CS)"/>
-          <w:color w:val="FF0000"/>
-          <w:kern w:val="2"/>
-          <w:lang w:val="es-ES"/>
-          <w14:ligatures w14:val="standardContextual"/>
-        </w:rPr>
-        <w:t>Títolo</w:t>
-      </w:r>
-      <w:proofErr w:type="spellEnd"/>
-      <w:r>
-        <w:rPr>
-          <w:rFonts w:ascii="Garamond" w:eastAsia="Calibri" w:hAnsi="Garamond" w:cs="Times New Roman (Corps CS)"/>
-          <w:color w:val="FF0000"/>
-          <w:kern w:val="2"/>
-          <w:lang w:val="es-ES"/>
-          <w14:ligatures w14:val="standardContextual"/>
-        </w:rPr>
-        <w:t xml:space="preserve"> </w:t>
-      </w:r>
-      <w:r>
-        <w:rPr>
-          <w:rFonts w:ascii="Garamond" w:eastAsia="Calibri" w:hAnsi="Garamond" w:cs="Times New Roman (Corps CS)"/>
+          <w:rFonts w:ascii="Brill" w:eastAsia="Calibri" w:hAnsi="Brill" w:cs="Times New Roman (Corps CS)"/>
+          <w:kern w:val="2"/>
+          <w:lang w:val="es-ES"/>
+          <w14:ligatures w14:val="standardContextual"/>
+        </w:rPr>
+        <w:t>B: 11vb</w:t>
+      </w:r>
+      <w:r>
+        <w:rPr>
+          <w:rFonts w:ascii="Brill" w:eastAsia="Calibri" w:hAnsi="Brill" w:cs="Times New Roman (Corps CS)"/>
+          <w:color w:val="FF0000"/>
+          <w:kern w:val="2"/>
+          <w:lang w:val="es-ES"/>
+          <w14:ligatures w14:val="standardContextual"/>
+        </w:rPr>
+        <w:t xml:space="preserve"> Títolo </w:t>
+      </w:r>
+      <w:r>
+        <w:rPr>
+          <w:rFonts w:ascii="Brill" w:eastAsia="Calibri" w:hAnsi="Brill" w:cs="Times New Roman (Corps CS)"/>
           <w:smallCaps/>
           <w:color w:val="FF0000"/>
           <w:kern w:val="2"/>
@@ -401,47 +275,25 @@
       </w:r>
       <w:r>
         <w:rPr>
-          <w:rFonts w:ascii="Garamond" w:eastAsia="Calibri" w:hAnsi="Garamond" w:cs="Times New Roman (Corps CS)"/>
-          <w:color w:val="FF0000"/>
-          <w:kern w:val="2"/>
-          <w:lang w:val="es-ES"/>
-          <w14:ligatures w14:val="standardContextual"/>
-        </w:rPr>
-        <w:t xml:space="preserve">. ¿Por qué razón la </w:t>
-      </w:r>
-      <w:proofErr w:type="spellStart"/>
-      <w:r>
-        <w:rPr>
-          <w:rFonts w:ascii="Garamond" w:eastAsia="Calibri" w:hAnsi="Garamond" w:cs="Times New Roman (Corps CS)"/>
-          <w:color w:val="FF0000"/>
-          <w:kern w:val="2"/>
-          <w:lang w:val="es-ES"/>
-          <w14:ligatures w14:val="standardContextual"/>
-        </w:rPr>
-        <w:t>Trinidat</w:t>
-      </w:r>
-      <w:proofErr w:type="spellEnd"/>
-      <w:r>
-        <w:rPr>
-          <w:rFonts w:ascii="Garamond" w:eastAsia="Calibri" w:hAnsi="Garamond" w:cs="Times New Roman (Corps CS)"/>
-          <w:color w:val="FF0000"/>
-          <w:kern w:val="2"/>
-          <w:lang w:val="es-ES"/>
-          <w14:ligatures w14:val="standardContextual"/>
-        </w:rPr>
-        <w:t xml:space="preserve"> es de tres personas, non de más nin de menos?</w:t>
+          <w:rFonts w:ascii="Brill" w:eastAsia="Calibri" w:hAnsi="Brill" w:cs="Times New Roman (Corps CS)"/>
+          <w:color w:val="FF0000"/>
+          <w:kern w:val="2"/>
+          <w:lang w:val="es-ES"/>
+          <w14:ligatures w14:val="standardContextual"/>
+        </w:rPr>
+        <w:t>. ¿Por qué razón la Trinidat es de tres personas, non de más nin de menos?</w:t>
       </w:r>
     </w:p>
     <w:p>
       <w:pPr>
         <w:rPr>
-          <w:rFonts w:ascii="Garamond" w:hAnsi="Garamond"/>
+          <w:rFonts w:ascii="Brill" w:hAnsi="Brill"/>
           <w:color w:val="FF0000"/>
         </w:rPr>
       </w:pPr>
       <w:r>
         <w:rPr>
-          <w:rFonts w:ascii="Garamond" w:hAnsi="Garamond"/>
+          <w:rFonts w:ascii="Brill" w:hAnsi="Brill"/>
           <w:color w:val="000000" w:themeColor="text1"/>
           <w:lang w:val="es-ES"/>
         </w:rPr>
@@ -449,52 +301,28 @@
       </w:r>
       <w:r>
         <w:rPr>
-          <w:rFonts w:ascii="Garamond" w:hAnsi="Garamond"/>
+          <w:rFonts w:ascii="Brill" w:hAnsi="Brill"/>
           <w:color w:val="000000" w:themeColor="text1"/>
         </w:rPr>
         <w:t>1r</w:t>
       </w:r>
       <w:r>
         <w:rPr>
-          <w:rFonts w:ascii="Garamond" w:hAnsi="Garamond"/>
-        </w:rPr>
-        <w:t xml:space="preserve"> </w:t>
-      </w:r>
-      <w:r>
-        <w:rPr>
-          <w:rFonts w:ascii="Garamond" w:hAnsi="Garamond"/>
-          <w:color w:val="FF0000"/>
-          <w:lang w:val="es-ES"/>
-        </w:rPr>
-        <w:t>Cap</w:t>
-      </w:r>
-      <w:r>
-        <w:rPr>
-          <w:rFonts w:ascii="Garamond" w:hAnsi="Garamond"/>
-          <w:color w:val="FF0000"/>
-          <w:lang w:val="es-ES"/>
-        </w:rPr>
-        <w:t>í</w:t>
-      </w:r>
-      <w:r>
-        <w:rPr>
-          <w:rFonts w:ascii="Garamond" w:hAnsi="Garamond"/>
-          <w:color w:val="FF0000"/>
-          <w:lang w:val="es-ES"/>
-        </w:rPr>
-        <w:t>tulo</w:t>
-      </w:r>
-      <w:r>
-        <w:rPr>
-          <w:rFonts w:ascii="Garamond" w:hAnsi="Garamond"/>
-          <w:color w:val="FF0000"/>
-          <w:lang w:val="es-ES"/>
-        </w:rPr>
-        <w:t xml:space="preserve"> </w:t>
-      </w:r>
-      <w:r>
-        <w:rPr>
-          <w:rFonts w:ascii="Garamond" w:hAnsi="Garamond"/>
+          <w:rFonts w:ascii="Brill" w:hAnsi="Brill"/>
+        </w:rPr>
+        <w:t xml:space="preserve"> </w:t>
+      </w:r>
+      <w:r>
+        <w:rPr>
+          <w:rFonts w:ascii="Brill" w:hAnsi="Brill"/>
+          <w:color w:val="FF0000"/>
+          <w:lang w:val="es-ES"/>
+        </w:rPr>
+        <w:t xml:space="preserve">Capítulo </w:t>
+      </w:r>
+      <w:r>
+        <w:rPr>
+          <w:rFonts w:ascii="Brill" w:hAnsi="Brill"/>
           <w:smallCaps/>
           <w:color w:val="FF0000"/>
         </w:rPr>
@@ -502,7 +330,7 @@
       </w:r>
       <w:r>
         <w:rPr>
-          <w:rFonts w:ascii="Garamond" w:hAnsi="Garamond"/>
+          <w:rFonts w:ascii="Brill" w:hAnsi="Brill"/>
           <w:smallCaps/>
           <w:color w:val="FF0000"/>
           <w:lang w:val="es-ES"/>
@@ -511,7 +339,7 @@
       </w:r>
       <w:r>
         <w:rPr>
-          <w:rFonts w:ascii="Garamond" w:hAnsi="Garamond"/>
+          <w:rFonts w:ascii="Brill" w:hAnsi="Brill"/>
           <w:smallCaps/>
           <w:color w:val="FF0000"/>
           <w:lang w:val="es-ES"/>
@@ -520,121 +348,31 @@
       </w:r>
       <w:r>
         <w:rPr>
-          <w:rFonts w:ascii="Garamond" w:hAnsi="Garamond"/>
-          <w:color w:val="FF0000"/>
-        </w:rPr>
-        <w:t xml:space="preserve"> </w:t>
-      </w:r>
-      <w:r>
-        <w:rPr>
-          <w:rFonts w:ascii="Garamond" w:hAnsi="Garamond"/>
-          <w:color w:val="FF0000"/>
-          <w:lang w:val="es-ES"/>
-        </w:rPr>
-        <w:t>¿P</w:t>
-      </w:r>
-      <w:r>
-        <w:rPr>
-          <w:rFonts w:ascii="Garamond" w:hAnsi="Garamond"/>
-          <w:color w:val="FF0000"/>
-          <w:lang w:val="es-ES"/>
-        </w:rPr>
-        <w:t>or qu</w:t>
-      </w:r>
-      <w:r>
-        <w:rPr>
-          <w:rFonts w:ascii="Garamond" w:hAnsi="Garamond"/>
-          <w:color w:val="FF0000"/>
-          <w:lang w:val="es-ES"/>
-        </w:rPr>
-        <w:t>é</w:t>
-      </w:r>
-      <w:r>
-        <w:rPr>
-          <w:rFonts w:ascii="Garamond" w:hAnsi="Garamond"/>
-          <w:color w:val="FF0000"/>
-          <w:lang w:val="es-ES"/>
-        </w:rPr>
-        <w:t xml:space="preserve"> raz</w:t>
-      </w:r>
-      <w:r>
-        <w:rPr>
-          <w:rFonts w:ascii="Garamond" w:hAnsi="Garamond"/>
-          <w:color w:val="FF0000"/>
-          <w:lang w:val="es-ES"/>
-        </w:rPr>
-        <w:t>ó</w:t>
-      </w:r>
-      <w:r>
-        <w:rPr>
-          <w:rFonts w:ascii="Garamond" w:hAnsi="Garamond"/>
-          <w:color w:val="FF0000"/>
-          <w:lang w:val="es-ES"/>
-        </w:rPr>
-        <w:t xml:space="preserve">n es la </w:t>
-      </w:r>
-      <w:proofErr w:type="spellStart"/>
-      <w:r>
-        <w:rPr>
-          <w:rFonts w:ascii="Garamond" w:hAnsi="Garamond"/>
-          <w:color w:val="FF0000"/>
-          <w:lang w:val="es-ES"/>
-        </w:rPr>
-        <w:t>T</w:t>
-      </w:r>
-      <w:r>
-        <w:rPr>
-          <w:rFonts w:ascii="Garamond" w:hAnsi="Garamond"/>
-          <w:color w:val="FF0000"/>
-          <w:lang w:val="es-ES"/>
-        </w:rPr>
-        <w:t>renidad</w:t>
-      </w:r>
-      <w:proofErr w:type="spellEnd"/>
-      <w:r>
-        <w:rPr>
-          <w:rFonts w:ascii="Garamond" w:hAnsi="Garamond"/>
-          <w:color w:val="FF0000"/>
-          <w:lang w:val="es-ES"/>
-        </w:rPr>
-        <w:t xml:space="preserve"> de tres pe</w:t>
-      </w:r>
-      <w:r>
-        <w:rPr>
-          <w:rFonts w:ascii="Garamond" w:hAnsi="Garamond"/>
-          <w:color w:val="FF0000"/>
-          <w:lang w:val="es-ES"/>
-        </w:rPr>
-        <w:t>r</w:t>
-      </w:r>
-      <w:r>
-        <w:rPr>
-          <w:rFonts w:ascii="Garamond" w:hAnsi="Garamond"/>
-          <w:color w:val="FF0000"/>
-          <w:lang w:val="es-ES"/>
-        </w:rPr>
-        <w:t>sonas</w:t>
-      </w:r>
-      <w:r>
-        <w:rPr>
-          <w:rFonts w:ascii="Garamond" w:hAnsi="Garamond"/>
-          <w:color w:val="FF0000"/>
-          <w:lang w:val="es-ES"/>
-        </w:rPr>
-        <w:t>?</w:t>
+          <w:rFonts w:ascii="Brill" w:hAnsi="Brill"/>
+          <w:color w:val="FF0000"/>
+        </w:rPr>
+        <w:t xml:space="preserve"> </w:t>
+      </w:r>
+      <w:r>
+        <w:rPr>
+          <w:rFonts w:ascii="Brill" w:hAnsi="Brill"/>
+          <w:color w:val="FF0000"/>
+          <w:lang w:val="es-ES"/>
+        </w:rPr>
+        <w:t>¿Por qué razón es la Trenidad de tres personas?</w:t>
       </w:r>
     </w:p>
     <w:p>
       <w:pPr>
         <w:rPr>
-          <w:rFonts w:ascii="Garamond" w:hAnsi="Garamond"/>
+          <w:rFonts w:ascii="Brill" w:hAnsi="Brill"/>
           <w:color w:val="FF0000"/>
           <w:lang w:val="es-ES"/>
         </w:rPr>
       </w:pPr>
       <w:r>
         <w:rPr>
-          <w:rFonts w:ascii="Garamond" w:hAnsi="Garamond"/>
+          <w:rFonts w:ascii="Brill" w:hAnsi="Brill"/>
           <w:color w:val="000000" w:themeColor="text1"/>
           <w:lang w:val="es-ES"/>
         </w:rPr>
@@ -642,52 +380,28 @@
       </w:r>
       <w:r>
         <w:rPr>
-          <w:rFonts w:ascii="Garamond" w:hAnsi="Garamond"/>
+          <w:rFonts w:ascii="Brill" w:hAnsi="Brill"/>
           <w:color w:val="000000" w:themeColor="text1"/>
         </w:rPr>
         <w:t>25v</w:t>
       </w:r>
       <w:r>
         <w:rPr>
-          <w:rFonts w:ascii="Garamond" w:hAnsi="Garamond"/>
-        </w:rPr>
-        <w:t xml:space="preserve"> </w:t>
-      </w:r>
-      <w:r>
-        <w:rPr>
-          <w:rFonts w:ascii="Garamond" w:hAnsi="Garamond"/>
-          <w:color w:val="FF0000"/>
-          <w:lang w:val="es-ES"/>
-        </w:rPr>
-        <w:t>Cap</w:t>
-      </w:r>
-      <w:r>
-        <w:rPr>
-          <w:rFonts w:ascii="Garamond" w:hAnsi="Garamond"/>
-          <w:color w:val="FF0000"/>
-          <w:lang w:val="es-ES"/>
-        </w:rPr>
-        <w:t>í</w:t>
-      </w:r>
-      <w:r>
-        <w:rPr>
-          <w:rFonts w:ascii="Garamond" w:hAnsi="Garamond"/>
-          <w:color w:val="FF0000"/>
-          <w:lang w:val="es-ES"/>
-        </w:rPr>
-        <w:t>tulo</w:t>
-      </w:r>
-      <w:r>
-        <w:rPr>
-          <w:rFonts w:ascii="Garamond" w:hAnsi="Garamond"/>
-          <w:color w:val="FF0000"/>
-          <w:lang w:val="es-ES"/>
-        </w:rPr>
-        <w:t xml:space="preserve"> </w:t>
-      </w:r>
-      <w:r>
-        <w:rPr>
-          <w:rFonts w:ascii="Garamond" w:hAnsi="Garamond"/>
+          <w:rFonts w:ascii="Brill" w:hAnsi="Brill"/>
+        </w:rPr>
+        <w:t xml:space="preserve"> </w:t>
+      </w:r>
+      <w:r>
+        <w:rPr>
+          <w:rFonts w:ascii="Brill" w:hAnsi="Brill"/>
+          <w:color w:val="FF0000"/>
+          <w:lang w:val="es-ES"/>
+        </w:rPr>
+        <w:t xml:space="preserve">Capítulo </w:t>
+      </w:r>
+      <w:r>
+        <w:rPr>
+          <w:rFonts w:ascii="Brill" w:hAnsi="Brill"/>
           <w:smallCaps/>
           <w:color w:val="FF0000"/>
         </w:rPr>
@@ -695,7 +409,7 @@
       </w:r>
       <w:r>
         <w:rPr>
-          <w:rFonts w:ascii="Garamond" w:hAnsi="Garamond"/>
+          <w:rFonts w:ascii="Brill" w:hAnsi="Brill"/>
           <w:smallCaps/>
           <w:color w:val="FF0000"/>
           <w:lang w:val="es-ES"/>
@@ -704,7 +418,7 @@
       </w:r>
       <w:r>
         <w:rPr>
-          <w:rFonts w:ascii="Garamond" w:hAnsi="Garamond"/>
+          <w:rFonts w:ascii="Brill" w:hAnsi="Brill"/>
           <w:smallCaps/>
           <w:color w:val="FF0000"/>
           <w:lang w:val="es-ES"/>
@@ -713,121 +427,31 @@
       </w:r>
       <w:r>
         <w:rPr>
-          <w:rFonts w:ascii="Garamond" w:hAnsi="Garamond"/>
-          <w:color w:val="FF0000"/>
-        </w:rPr>
-        <w:t xml:space="preserve"> </w:t>
-      </w:r>
-      <w:r>
-        <w:rPr>
-          <w:rFonts w:ascii="Garamond" w:hAnsi="Garamond"/>
-          <w:color w:val="FF0000"/>
-          <w:lang w:val="es-ES"/>
-        </w:rPr>
-        <w:t>¿P</w:t>
-      </w:r>
-      <w:r>
-        <w:rPr>
-          <w:rFonts w:ascii="Garamond" w:hAnsi="Garamond"/>
-          <w:color w:val="FF0000"/>
-          <w:lang w:val="es-ES"/>
-        </w:rPr>
-        <w:t>or qu</w:t>
-      </w:r>
-      <w:r>
-        <w:rPr>
-          <w:rFonts w:ascii="Garamond" w:hAnsi="Garamond"/>
-          <w:color w:val="FF0000"/>
-          <w:lang w:val="es-ES"/>
-        </w:rPr>
-        <w:t>é</w:t>
-      </w:r>
-      <w:r>
-        <w:rPr>
-          <w:rFonts w:ascii="Garamond" w:hAnsi="Garamond"/>
-          <w:color w:val="FF0000"/>
-          <w:lang w:val="es-ES"/>
-        </w:rPr>
-        <w:t xml:space="preserve"> raz</w:t>
-      </w:r>
-      <w:r>
-        <w:rPr>
-          <w:rFonts w:ascii="Garamond" w:hAnsi="Garamond"/>
-          <w:color w:val="FF0000"/>
-          <w:lang w:val="es-ES"/>
-        </w:rPr>
-        <w:t>ó</w:t>
-      </w:r>
-      <w:r>
-        <w:rPr>
-          <w:rFonts w:ascii="Garamond" w:hAnsi="Garamond"/>
-          <w:color w:val="FF0000"/>
-          <w:lang w:val="es-ES"/>
-        </w:rPr>
-        <w:t xml:space="preserve">n es la </w:t>
-      </w:r>
-      <w:proofErr w:type="spellStart"/>
-      <w:r>
-        <w:rPr>
-          <w:rFonts w:ascii="Garamond" w:hAnsi="Garamond"/>
-          <w:color w:val="FF0000"/>
-          <w:lang w:val="es-ES"/>
-        </w:rPr>
-        <w:t>T</w:t>
-      </w:r>
-      <w:r>
-        <w:rPr>
-          <w:rFonts w:ascii="Garamond" w:hAnsi="Garamond"/>
-          <w:color w:val="FF0000"/>
-          <w:lang w:val="es-ES"/>
-        </w:rPr>
-        <w:t>renidad</w:t>
-      </w:r>
-      <w:proofErr w:type="spellEnd"/>
-      <w:r>
-        <w:rPr>
-          <w:rFonts w:ascii="Garamond" w:hAnsi="Garamond"/>
-          <w:color w:val="FF0000"/>
-          <w:lang w:val="es-ES"/>
-        </w:rPr>
-        <w:t xml:space="preserve"> de tres pe</w:t>
-      </w:r>
-      <w:r>
-        <w:rPr>
-          <w:rFonts w:ascii="Garamond" w:hAnsi="Garamond"/>
-          <w:color w:val="FF0000"/>
-          <w:lang w:val="es-ES"/>
-        </w:rPr>
-        <w:t>r</w:t>
-      </w:r>
-      <w:r>
-        <w:rPr>
-          <w:rFonts w:ascii="Garamond" w:hAnsi="Garamond"/>
-          <w:color w:val="FF0000"/>
-          <w:lang w:val="es-ES"/>
-        </w:rPr>
-        <w:t>sonas</w:t>
-      </w:r>
-      <w:r>
-        <w:rPr>
-          <w:rFonts w:ascii="Garamond" w:hAnsi="Garamond"/>
-          <w:color w:val="FF0000"/>
-          <w:lang w:val="es-ES"/>
-        </w:rPr>
-        <w:t>?</w:t>
+          <w:rFonts w:ascii="Brill" w:hAnsi="Brill"/>
+          <w:color w:val="FF0000"/>
+        </w:rPr>
+        <w:t xml:space="preserve"> </w:t>
+      </w:r>
+      <w:r>
+        <w:rPr>
+          <w:rFonts w:ascii="Brill" w:hAnsi="Brill"/>
+          <w:color w:val="FF0000"/>
+          <w:lang w:val="es-ES"/>
+        </w:rPr>
+        <w:t>¿Por qué razón es la Trenidad de tres personas?</w:t>
       </w:r>
     </w:p>
     <w:p>
       <w:pPr>
         <w:rPr>
-          <w:rFonts w:ascii="Garamond" w:hAnsi="Garamond"/>
+          <w:rFonts w:ascii="Brill" w:hAnsi="Brill"/>
           <w:color w:val="FF0000"/>
           <w:lang w:val="es-ES"/>
         </w:rPr>
       </w:pPr>
       <w:r>
         <w:rPr>
-          <w:rFonts w:ascii="Garamond" w:hAnsi="Garamond"/>
+          <w:rFonts w:ascii="Brill" w:hAnsi="Brill"/>
           <w:color w:val="000000" w:themeColor="text1"/>
           <w:lang w:val="es-ES"/>
         </w:rPr>
@@ -835,14 +459,14 @@
       </w:r>
       <w:r>
         <w:rPr>
-          <w:rFonts w:ascii="Garamond" w:hAnsi="Garamond"/>
+          <w:rFonts w:ascii="Brill" w:hAnsi="Brill"/>
           <w:color w:val="000000" w:themeColor="text1"/>
         </w:rPr>
         <w:t>114v</w:t>
       </w:r>
       <w:r>
         <w:rPr>
-          <w:rFonts w:ascii="Garamond" w:hAnsi="Garamond"/>
+          <w:rFonts w:ascii="Brill" w:hAnsi="Brill"/>
           <w:color w:val="000000" w:themeColor="text1"/>
           <w:lang w:val="es-ES"/>
         </w:rPr>
@@ -850,45 +474,29 @@
       </w:r>
       <w:r>
         <w:rPr>
-          <w:rFonts w:ascii="Garamond" w:hAnsi="Garamond"/>
-          <w:lang w:val="es-ES"/>
-        </w:rPr>
-        <w:t xml:space="preserve"> </w:t>
-      </w:r>
-      <w:r>
-        <w:rPr>
-          <w:rFonts w:ascii="Garamond" w:hAnsi="Garamond"/>
-          <w:color w:val="FF0000"/>
-          <w:lang w:val="es-ES"/>
-        </w:rPr>
-        <w:t>Cap</w:t>
-      </w:r>
-      <w:r>
-        <w:rPr>
-          <w:rFonts w:ascii="Garamond" w:hAnsi="Garamond"/>
-          <w:color w:val="FF0000"/>
-          <w:lang w:val="es-ES"/>
-        </w:rPr>
-        <w:t>í</w:t>
-      </w:r>
-      <w:r>
-        <w:rPr>
-          <w:rFonts w:ascii="Garamond" w:hAnsi="Garamond"/>
-          <w:color w:val="FF0000"/>
-          <w:lang w:val="es-ES"/>
-        </w:rPr>
-        <w:t>tulo</w:t>
-      </w:r>
-      <w:r>
-        <w:rPr>
-          <w:rFonts w:ascii="Garamond" w:hAnsi="Garamond"/>
-          <w:color w:val="FF0000"/>
-        </w:rPr>
-        <w:t xml:space="preserve"> </w:t>
-      </w:r>
-      <w:r>
-        <w:rPr>
-          <w:rFonts w:ascii="Garamond" w:hAnsi="Garamond"/>
+          <w:rFonts w:ascii="Brill" w:hAnsi="Brill"/>
+          <w:lang w:val="es-ES"/>
+        </w:rPr>
+        <w:t xml:space="preserve"> </w:t>
+      </w:r>
+      <w:r>
+        <w:rPr>
+          <w:rFonts w:ascii="Brill" w:hAnsi="Brill"/>
+          <w:color w:val="FF0000"/>
+          <w:lang w:val="es-ES"/>
+        </w:rPr>
+        <w:t>Capítulo</w:t>
+      </w:r>
+      <w:r>
+        <w:rPr>
+          <w:rFonts w:ascii="Brill" w:hAnsi="Brill"/>
+          <w:color w:val="FF0000"/>
+        </w:rPr>
+        <w:t xml:space="preserve"> </w:t>
+      </w:r>
+      <w:r>
+        <w:rPr>
+          <w:rFonts w:ascii="Brill" w:hAnsi="Brill"/>
           <w:smallCaps/>
           <w:color w:val="FF0000"/>
         </w:rPr>
@@ -896,7 +504,7 @@
       </w:r>
       <w:r>
         <w:rPr>
-          <w:rFonts w:ascii="Garamond" w:hAnsi="Garamond"/>
+          <w:rFonts w:ascii="Brill" w:hAnsi="Brill"/>
           <w:color w:val="FF0000"/>
           <w:vertAlign w:val="superscript"/>
         </w:rPr>
@@ -904,7 +512,7 @@
       </w:r>
       <w:r>
         <w:rPr>
-          <w:rFonts w:ascii="Garamond" w:hAnsi="Garamond"/>
+          <w:rFonts w:ascii="Brill" w:hAnsi="Brill"/>
           <w:color w:val="FF0000"/>
           <w:lang w:val="es-ES"/>
         </w:rPr>
@@ -912,77 +520,29 @@
       </w:r>
       <w:r>
         <w:rPr>
-          <w:rFonts w:ascii="Garamond" w:hAnsi="Garamond"/>
-          <w:color w:val="FF0000"/>
-        </w:rPr>
-        <w:t xml:space="preserve"> </w:t>
-      </w:r>
-      <w:r>
-        <w:rPr>
-          <w:rFonts w:ascii="Garamond" w:hAnsi="Garamond"/>
-          <w:color w:val="FF0000"/>
-          <w:lang w:val="es-ES"/>
-        </w:rPr>
-        <w:t>¿P</w:t>
-      </w:r>
-      <w:r>
-        <w:rPr>
-          <w:rFonts w:ascii="Garamond" w:hAnsi="Garamond"/>
-          <w:color w:val="FF0000"/>
-          <w:lang w:val="es-ES"/>
-        </w:rPr>
-        <w:t>or qu</w:t>
-      </w:r>
-      <w:r>
-        <w:rPr>
-          <w:rFonts w:ascii="Garamond" w:hAnsi="Garamond"/>
-          <w:color w:val="FF0000"/>
-          <w:lang w:val="es-ES"/>
-        </w:rPr>
-        <w:t>é</w:t>
-      </w:r>
-      <w:r>
-        <w:rPr>
-          <w:rFonts w:ascii="Garamond" w:hAnsi="Garamond"/>
-          <w:color w:val="FF0000"/>
-          <w:lang w:val="es-ES"/>
-        </w:rPr>
-        <w:t xml:space="preserve"> raz</w:t>
-      </w:r>
-      <w:r>
-        <w:rPr>
-          <w:rFonts w:ascii="Garamond" w:hAnsi="Garamond"/>
-          <w:color w:val="FF0000"/>
-          <w:lang w:val="es-ES"/>
-        </w:rPr>
-        <w:t>ó</w:t>
-      </w:r>
-      <w:r>
-        <w:rPr>
-          <w:rFonts w:ascii="Garamond" w:hAnsi="Garamond"/>
-          <w:color w:val="FF0000"/>
-          <w:lang w:val="es-ES"/>
-        </w:rPr>
-        <w:t xml:space="preserve">n es la </w:t>
-      </w:r>
-      <w:r>
-        <w:rPr>
-          <w:rFonts w:ascii="Garamond" w:hAnsi="Garamond"/>
-          <w:color w:val="FF0000"/>
-          <w:lang w:val="es-ES"/>
-        </w:rPr>
-        <w:t>S</w:t>
-      </w:r>
-      <w:r>
-        <w:rPr>
-          <w:rFonts w:ascii="Garamond" w:hAnsi="Garamond"/>
+          <w:rFonts w:ascii="Brill" w:hAnsi="Brill"/>
+          <w:color w:val="FF0000"/>
+        </w:rPr>
+        <w:t xml:space="preserve"> </w:t>
+      </w:r>
+      <w:r>
+        <w:rPr>
+          <w:rFonts w:ascii="Brill" w:hAnsi="Brill"/>
+          <w:color w:val="FF0000"/>
+          <w:lang w:val="es-ES"/>
+        </w:rPr>
+        <w:t>¿Por qué razón es la S</w:t>
+      </w:r>
+      <w:r>
+        <w:rPr>
+          <w:rFonts w:ascii="Brill" w:hAnsi="Brill"/>
           <w:color w:val="FF0000"/>
         </w:rPr>
         <w:t xml:space="preserve">anta </w:t>
       </w:r>
       <w:r>
         <w:rPr>
-          <w:rFonts w:ascii="Garamond" w:hAnsi="Garamond"/>
+          <w:rFonts w:ascii="Brill" w:hAnsi="Brill"/>
           <w:color w:val="FF0000"/>
           <w:lang w:val="es-ES"/>
         </w:rPr>
@@ -990,28 +550,28 @@
       </w:r>
       <w:r>
         <w:rPr>
-          <w:rFonts w:ascii="Garamond" w:hAnsi="Garamond"/>
+          <w:rFonts w:ascii="Brill" w:hAnsi="Brill"/>
           <w:color w:val="FF0000"/>
         </w:rPr>
         <w:t>renidat de tres presonas e non de m</w:t>
       </w:r>
       <w:r>
         <w:rPr>
-          <w:rFonts w:ascii="Garamond" w:hAnsi="Garamond"/>
+          <w:rFonts w:ascii="Brill" w:hAnsi="Brill"/>
           <w:color w:val="FF0000"/>
         </w:rPr>
         <w:t>á</w:t>
       </w:r>
       <w:r>
         <w:rPr>
-          <w:rFonts w:ascii="Garamond" w:hAnsi="Garamond"/>
+          <w:rFonts w:ascii="Brill" w:hAnsi="Brill"/>
           <w:color w:val="FF0000"/>
         </w:rPr>
         <w:t>s nin de menos</w:t>
       </w:r>
       <w:r>
         <w:rPr>
-          <w:rFonts w:ascii="Garamond" w:hAnsi="Garamond"/>
+          <w:rFonts w:ascii="Brill" w:hAnsi="Brill"/>
           <w:color w:val="FF0000"/>
           <w:lang w:val="es-ES"/>
         </w:rPr>
@@ -1021,58 +581,42 @@
     <w:p>
       <w:pPr>
         <w:rPr>
-          <w:rFonts w:ascii="Garamond" w:hAnsi="Garamond"/>
+          <w:rFonts w:ascii="Brill" w:hAnsi="Brill"/>
           <w:color w:val="FF0000"/>
         </w:rPr>
       </w:pPr>
       <w:r>
         <w:rPr>
-          <w:rFonts w:ascii="Garamond" w:hAnsi="Garamond"/>
+          <w:rFonts w:ascii="Brill" w:hAnsi="Brill"/>
           <w:color w:val="000000" w:themeColor="text1"/>
         </w:rPr>
         <w:t>E: 62va</w:t>
       </w:r>
       <w:r>
         <w:rPr>
-          <w:rFonts w:ascii="Garamond" w:hAnsi="Garamond"/>
-          <w:color w:val="FF0000"/>
-        </w:rPr>
-        <w:t xml:space="preserve"> </w:t>
-      </w:r>
-      <w:r>
-        <w:rPr>
-          <w:rFonts w:ascii="Garamond" w:hAnsi="Garamond"/>
-          <w:color w:val="FF0000"/>
-          <w:lang w:val="es-ES"/>
-        </w:rPr>
-        <w:t>Cap</w:t>
-      </w:r>
-      <w:r>
-        <w:rPr>
-          <w:rFonts w:ascii="Garamond" w:hAnsi="Garamond"/>
-          <w:color w:val="FF0000"/>
-          <w:lang w:val="es-ES"/>
-        </w:rPr>
-        <w:t>í</w:t>
-      </w:r>
-      <w:r>
-        <w:rPr>
-          <w:rFonts w:ascii="Garamond" w:hAnsi="Garamond"/>
-          <w:color w:val="FF0000"/>
-          <w:lang w:val="es-ES"/>
-        </w:rPr>
-        <w:t>tulo</w:t>
-      </w:r>
-      <w:r>
-        <w:rPr>
-          <w:rFonts w:ascii="Garamond" w:hAnsi="Garamond"/>
-          <w:color w:val="FF0000"/>
-        </w:rPr>
-        <w:t xml:space="preserve"> </w:t>
-      </w:r>
-      <w:r>
-        <w:rPr>
-          <w:rFonts w:ascii="Garamond" w:hAnsi="Garamond"/>
+          <w:rFonts w:ascii="Brill" w:hAnsi="Brill"/>
+          <w:color w:val="FF0000"/>
+        </w:rPr>
+        <w:t xml:space="preserve"> </w:t>
+      </w:r>
+      <w:r>
+        <w:rPr>
+          <w:rFonts w:ascii="Brill" w:hAnsi="Brill"/>
+          <w:color w:val="FF0000"/>
+          <w:lang w:val="es-ES"/>
+        </w:rPr>
+        <w:t>Capítulo</w:t>
+      </w:r>
+      <w:r>
+        <w:rPr>
+          <w:rFonts w:ascii="Brill" w:hAnsi="Brill"/>
+          <w:color w:val="FF0000"/>
+        </w:rPr>
+        <w:t xml:space="preserve"> </w:t>
+      </w:r>
+      <w:r>
+        <w:rPr>
+          <w:rFonts w:ascii="Brill" w:hAnsi="Brill"/>
           <w:smallCaps/>
           <w:color w:val="FF0000"/>
         </w:rPr>
@@ -1080,7 +624,7 @@
       </w:r>
       <w:r>
         <w:rPr>
-          <w:rFonts w:ascii="Garamond" w:hAnsi="Garamond"/>
+          <w:rFonts w:ascii="Brill" w:hAnsi="Brill"/>
           <w:smallCaps/>
           <w:color w:val="FF0000"/>
           <w:lang w:val="es-ES"/>
@@ -1089,14 +633,14 @@
       </w:r>
       <w:r>
         <w:rPr>
-          <w:rFonts w:ascii="Garamond" w:hAnsi="Garamond"/>
-          <w:color w:val="FF0000"/>
-        </w:rPr>
-        <w:t xml:space="preserve"> </w:t>
-      </w:r>
-      <w:r>
-        <w:rPr>
-          <w:rFonts w:ascii="Garamond" w:hAnsi="Garamond"/>
+          <w:rFonts w:ascii="Brill" w:hAnsi="Brill"/>
+          <w:color w:val="FF0000"/>
+        </w:rPr>
+        <w:t xml:space="preserve"> </w:t>
+      </w:r>
+      <w:r>
+        <w:rPr>
+          <w:rFonts w:ascii="Brill" w:hAnsi="Brill"/>
           <w:color w:val="FF0000"/>
           <w:lang w:val="es-ES"/>
         </w:rPr>
@@ -1104,42 +648,42 @@
       </w:r>
       <w:r>
         <w:rPr>
-          <w:rFonts w:ascii="Garamond" w:hAnsi="Garamond"/>
+          <w:rFonts w:ascii="Brill" w:hAnsi="Brill"/>
           <w:color w:val="FF0000"/>
         </w:rPr>
         <w:t>emanda por qu</w:t>
       </w:r>
       <w:r>
         <w:rPr>
-          <w:rFonts w:ascii="Garamond" w:hAnsi="Garamond"/>
+          <w:rFonts w:ascii="Brill" w:hAnsi="Brill"/>
           <w:color w:val="FF0000"/>
         </w:rPr>
         <w:t>é</w:t>
       </w:r>
       <w:r>
         <w:rPr>
-          <w:rFonts w:ascii="Garamond" w:hAnsi="Garamond"/>
+          <w:rFonts w:ascii="Brill" w:hAnsi="Brill"/>
           <w:color w:val="FF0000"/>
         </w:rPr>
         <w:t xml:space="preserve"> raz</w:t>
       </w:r>
       <w:r>
         <w:rPr>
-          <w:rFonts w:ascii="Garamond" w:hAnsi="Garamond"/>
+          <w:rFonts w:ascii="Brill" w:hAnsi="Brill"/>
           <w:color w:val="FF0000"/>
         </w:rPr>
         <w:t>ó</w:t>
       </w:r>
       <w:r>
         <w:rPr>
-          <w:rFonts w:ascii="Garamond" w:hAnsi="Garamond"/>
+          <w:rFonts w:ascii="Brill" w:hAnsi="Brill"/>
           <w:color w:val="FF0000"/>
         </w:rPr>
         <w:t xml:space="preserve">n es la </w:t>
       </w:r>
       <w:r>
         <w:rPr>
-          <w:rFonts w:ascii="Garamond" w:hAnsi="Garamond"/>
+          <w:rFonts w:ascii="Brill" w:hAnsi="Brill"/>
           <w:color w:val="FF0000"/>
           <w:lang w:val="es-ES"/>
         </w:rPr>
@@ -1147,37 +691,21 @@
       </w:r>
       <w:r>
         <w:rPr>
-          <w:rFonts w:ascii="Garamond" w:hAnsi="Garamond"/>
-          <w:color w:val="FF0000"/>
-        </w:rPr>
-        <w:t xml:space="preserve">renidad de tres personas </w:t>
-      </w:r>
-      <w:proofErr w:type="gramStart"/>
-      <w:r>
-        <w:rPr>
-          <w:rFonts w:ascii="Garamond" w:hAnsi="Garamond"/>
-          <w:color w:val="FF0000"/>
-        </w:rPr>
-        <w:t>e</w:t>
-      </w:r>
-      <w:proofErr w:type="gramEnd"/>
-      <w:r>
-        <w:rPr>
-          <w:rFonts w:ascii="Garamond" w:hAnsi="Garamond"/>
-          <w:color w:val="FF0000"/>
-        </w:rPr>
-        <w:t xml:space="preserve"> non de m</w:t>
-      </w:r>
-      <w:r>
-        <w:rPr>
-          <w:rFonts w:ascii="Garamond" w:hAnsi="Garamond"/>
+          <w:rFonts w:ascii="Brill" w:hAnsi="Brill"/>
+          <w:color w:val="FF0000"/>
+        </w:rPr>
+        <w:t>renidad de tres personas e non de m</w:t>
+      </w:r>
+      <w:r>
+        <w:rPr>
+          <w:rFonts w:ascii="Brill" w:hAnsi="Brill"/>
           <w:color w:val="FF0000"/>
         </w:rPr>
         <w:t>á</w:t>
       </w:r>
       <w:r>
         <w:rPr>
-          <w:rFonts w:ascii="Garamond" w:hAnsi="Garamond"/>
+          <w:rFonts w:ascii="Brill" w:hAnsi="Brill"/>
           <w:color w:val="FF0000"/>
         </w:rPr>
         <w:t>s nin de menos</w:t>
@@ -1186,58 +714,42 @@
     <w:p>
       <w:pPr>
         <w:rPr>
-          <w:rFonts w:ascii="Garamond" w:hAnsi="Garamond"/>
+          <w:rFonts w:ascii="Brill" w:hAnsi="Brill"/>
           <w:color w:val="FF0000"/>
         </w:rPr>
       </w:pPr>
       <w:r>
         <w:rPr>
-          <w:rFonts w:ascii="Garamond" w:hAnsi="Garamond"/>
+          <w:rFonts w:ascii="Brill" w:hAnsi="Brill"/>
           <w:color w:val="000000" w:themeColor="text1"/>
         </w:rPr>
         <w:t>E: 79v</w:t>
       </w:r>
       <w:r>
         <w:rPr>
-          <w:rFonts w:ascii="Garamond" w:hAnsi="Garamond"/>
-          <w:color w:val="FF0000"/>
-        </w:rPr>
-        <w:t xml:space="preserve"> </w:t>
-      </w:r>
-      <w:r>
-        <w:rPr>
-          <w:rFonts w:ascii="Garamond" w:hAnsi="Garamond"/>
-          <w:color w:val="FF0000"/>
-          <w:lang w:val="es-ES"/>
-        </w:rPr>
-        <w:t>Cap</w:t>
-      </w:r>
-      <w:r>
-        <w:rPr>
-          <w:rFonts w:ascii="Garamond" w:hAnsi="Garamond"/>
-          <w:color w:val="FF0000"/>
-          <w:lang w:val="es-ES"/>
-        </w:rPr>
-        <w:t>í</w:t>
-      </w:r>
-      <w:r>
-        <w:rPr>
-          <w:rFonts w:ascii="Garamond" w:hAnsi="Garamond"/>
-          <w:color w:val="FF0000"/>
-          <w:lang w:val="es-ES"/>
-        </w:rPr>
-        <w:t>tulo</w:t>
-      </w:r>
-      <w:r>
-        <w:rPr>
-          <w:rFonts w:ascii="Garamond" w:hAnsi="Garamond"/>
-          <w:color w:val="FF0000"/>
-        </w:rPr>
-        <w:t xml:space="preserve"> </w:t>
-      </w:r>
-      <w:r>
-        <w:rPr>
-          <w:rFonts w:ascii="Garamond" w:hAnsi="Garamond"/>
+          <w:rFonts w:ascii="Brill" w:hAnsi="Brill"/>
+          <w:color w:val="FF0000"/>
+        </w:rPr>
+        <w:t xml:space="preserve"> </w:t>
+      </w:r>
+      <w:r>
+        <w:rPr>
+          <w:rFonts w:ascii="Brill" w:hAnsi="Brill"/>
+          <w:color w:val="FF0000"/>
+          <w:lang w:val="es-ES"/>
+        </w:rPr>
+        <w:t>Capítulo</w:t>
+      </w:r>
+      <w:r>
+        <w:rPr>
+          <w:rFonts w:ascii="Brill" w:hAnsi="Brill"/>
+          <w:color w:val="FF0000"/>
+        </w:rPr>
+        <w:t xml:space="preserve"> </w:t>
+      </w:r>
+      <w:r>
+        <w:rPr>
+          <w:rFonts w:ascii="Brill" w:hAnsi="Brill"/>
           <w:smallCaps/>
           <w:color w:val="FF0000"/>
         </w:rPr>
@@ -1245,7 +757,7 @@
       </w:r>
       <w:r>
         <w:rPr>
-          <w:rFonts w:ascii="Garamond" w:hAnsi="Garamond"/>
+          <w:rFonts w:ascii="Brill" w:hAnsi="Brill"/>
           <w:smallCaps/>
           <w:color w:val="FF0000"/>
           <w:lang w:val="es-ES"/>
@@ -1254,14 +766,14 @@
       </w:r>
       <w:r>
         <w:rPr>
-          <w:rFonts w:ascii="Garamond" w:hAnsi="Garamond"/>
-          <w:color w:val="FF0000"/>
-        </w:rPr>
-        <w:t xml:space="preserve"> </w:t>
-      </w:r>
-      <w:r>
-        <w:rPr>
-          <w:rFonts w:ascii="Garamond" w:hAnsi="Garamond"/>
+          <w:rFonts w:ascii="Brill" w:hAnsi="Brill"/>
+          <w:color w:val="FF0000"/>
+        </w:rPr>
+        <w:t xml:space="preserve"> </w:t>
+      </w:r>
+      <w:r>
+        <w:rPr>
+          <w:rFonts w:ascii="Brill" w:hAnsi="Brill"/>
           <w:color w:val="FF0000"/>
           <w:lang w:val="es-ES"/>
         </w:rPr>
@@ -1269,49 +781,21 @@
       </w:r>
       <w:r>
         <w:rPr>
-          <w:rFonts w:ascii="Garamond" w:hAnsi="Garamond"/>
+          <w:rFonts w:ascii="Brill" w:hAnsi="Brill"/>
           <w:color w:val="FF0000"/>
         </w:rPr>
         <w:t xml:space="preserve">emanda </w:t>
       </w:r>
       <w:r>
         <w:rPr>
-          <w:rFonts w:ascii="Garamond" w:hAnsi="Garamond"/>
-          <w:color w:val="FF0000"/>
-        </w:rPr>
-        <w:t>por qu</w:t>
-      </w:r>
-      <w:r>
-        <w:rPr>
-          <w:rFonts w:ascii="Garamond" w:hAnsi="Garamond"/>
-          <w:color w:val="FF0000"/>
-        </w:rPr>
-        <w:t>é</w:t>
-      </w:r>
-      <w:r>
-        <w:rPr>
-          <w:rFonts w:ascii="Garamond" w:hAnsi="Garamond"/>
-          <w:color w:val="FF0000"/>
-        </w:rPr>
-        <w:t xml:space="preserve"> raz</w:t>
-      </w:r>
-      <w:r>
-        <w:rPr>
-          <w:rFonts w:ascii="Garamond" w:hAnsi="Garamond"/>
-          <w:color w:val="FF0000"/>
-        </w:rPr>
-        <w:t>ó</w:t>
-      </w:r>
-      <w:r>
-        <w:rPr>
-          <w:rFonts w:ascii="Garamond" w:hAnsi="Garamond"/>
-          <w:color w:val="FF0000"/>
-        </w:rPr>
-        <w:t xml:space="preserve">n es la </w:t>
-      </w:r>
-      <w:r>
-        <w:rPr>
-          <w:rFonts w:ascii="Garamond" w:hAnsi="Garamond"/>
+          <w:rFonts w:ascii="Brill" w:hAnsi="Brill"/>
+          <w:color w:val="FF0000"/>
+        </w:rPr>
+        <w:t xml:space="preserve">por qué razón es la </w:t>
+      </w:r>
+      <w:r>
+        <w:rPr>
+          <w:rFonts w:ascii="Brill" w:hAnsi="Brill"/>
           <w:color w:val="FF0000"/>
           <w:lang w:val="es-ES"/>
         </w:rPr>
@@ -1319,28 +803,28 @@
       </w:r>
       <w:r>
         <w:rPr>
-          <w:rFonts w:ascii="Garamond" w:hAnsi="Garamond"/>
+          <w:rFonts w:ascii="Brill" w:hAnsi="Brill"/>
           <w:color w:val="FF0000"/>
         </w:rPr>
         <w:t xml:space="preserve">renidad </w:t>
       </w:r>
       <w:r>
         <w:rPr>
-          <w:rFonts w:ascii="Garamond" w:hAnsi="Garamond"/>
+          <w:rFonts w:ascii="Brill" w:hAnsi="Brill"/>
           <w:color w:val="FF0000"/>
         </w:rPr>
         <w:t>e non m</w:t>
       </w:r>
       <w:r>
         <w:rPr>
-          <w:rFonts w:ascii="Garamond" w:hAnsi="Garamond"/>
+          <w:rFonts w:ascii="Brill" w:hAnsi="Brill"/>
           <w:color w:val="FF0000"/>
         </w:rPr>
         <w:t>á</w:t>
       </w:r>
       <w:r>
         <w:rPr>
-          <w:rFonts w:ascii="Garamond" w:hAnsi="Garamond"/>
+          <w:rFonts w:ascii="Brill" w:hAnsi="Brill"/>
           <w:color w:val="FF0000"/>
         </w:rPr>
         <w:t>s de cuenta</w:t>
@@ -1349,177 +833,64 @@
     <w:p>
       <w:pPr>
         <w:rPr>
-          <w:rFonts w:ascii="Garamond" w:eastAsia="Aptos" w:hAnsi="Garamond" w:cs="Times New Roman (Corps CS)"/>
+          <w:rFonts w:ascii="Brill" w:eastAsia="Aptos" w:hAnsi="Brill" w:cs="Times New Roman (Corps CS)"/>
           <w:kern w:val="2"/>
           <w:lang w:val="fr-FR"/>
           <w14:ligatures w14:val="standardContextual"/>
         </w:rPr>
       </w:pPr>
-      <w:proofErr w:type="gramStart"/>
-      <w:r>
-        <w:rPr>
-          <w:rFonts w:ascii="Garamond" w:eastAsia="Aptos" w:hAnsi="Garamond" w:cs="Times New Roman (Corps CS)"/>
+      <w:r>
+        <w:rPr>
+          <w:rFonts w:ascii="Brill" w:eastAsia="Aptos" w:hAnsi="Brill" w:cs="Times New Roman (Corps CS)"/>
           <w:kern w:val="2"/>
           <w:lang w:val="fr-FR"/>
           <w14:ligatures w14:val="standardContextual"/>
         </w:rPr>
-        <w:t>F:</w:t>
-      </w:r>
-      <w:proofErr w:type="gramEnd"/>
-      <w:r>
-        <w:rPr>
-          <w:rFonts w:ascii="Garamond" w:eastAsia="Aptos" w:hAnsi="Garamond" w:cs="Times New Roman (Corps CS)"/>
+        <w:t xml:space="preserve">F: 41r </w:t>
+      </w:r>
+      <w:r>
+        <w:rPr>
+          <w:rFonts w:ascii="Brill" w:eastAsia="Aptos" w:hAnsi="Brill" w:cs="Times New Roman (Corps CS)"/>
+          <w:color w:val="FF0000"/>
           <w:kern w:val="2"/>
           <w:lang w:val="fr-FR"/>
           <w14:ligatures w14:val="standardContextual"/>
         </w:rPr>
-        <w:t xml:space="preserve"> 41r </w:t>
-      </w:r>
-      <w:proofErr w:type="spellStart"/>
-      <w:r>
-        <w:rPr>
-          <w:rFonts w:ascii="Garamond" w:eastAsia="Aptos" w:hAnsi="Garamond" w:cs="Times New Roman (Corps CS)"/>
+        <w:t xml:space="preserve">Titulus </w:t>
+      </w:r>
+      <w:r>
+        <w:rPr>
+          <w:rFonts w:ascii="Brill" w:eastAsia="Aptos" w:hAnsi="Brill" w:cs="Times New Roman (Corps CS)"/>
+          <w:smallCaps/>
           <w:color w:val="FF0000"/>
           <w:kern w:val="2"/>
           <w:lang w:val="fr-FR"/>
           <w14:ligatures w14:val="standardContextual"/>
         </w:rPr>
-        <w:t>Titulus</w:t>
-      </w:r>
-      <w:proofErr w:type="spellEnd"/>
-      <w:r>
-        <w:rPr>
-          <w:rFonts w:ascii="Garamond" w:eastAsia="Aptos" w:hAnsi="Garamond" w:cs="Times New Roman (Corps CS)"/>
+        <w:t>vii</w:t>
+      </w:r>
+      <w:r>
+        <w:rPr>
+          <w:rFonts w:ascii="Brill" w:eastAsia="Aptos" w:hAnsi="Brill" w:cs="Times New Roman (Corps CS)"/>
           <w:color w:val="FF0000"/>
           <w:kern w:val="2"/>
           <w:lang w:val="fr-FR"/>
           <w14:ligatures w14:val="standardContextual"/>
         </w:rPr>
-        <w:t xml:space="preserve"> </w:t>
-      </w:r>
-      <w:r>
-        <w:rPr>
-          <w:rFonts w:ascii="Garamond" w:eastAsia="Aptos" w:hAnsi="Garamond" w:cs="Times New Roman (Corps CS)"/>
-          <w:smallCaps/>
-          <w:color w:val="FF0000"/>
-          <w:kern w:val="2"/>
-          <w:lang w:val="fr-FR"/>
-          <w14:ligatures w14:val="standardContextual"/>
-        </w:rPr>
-        <w:t>vii</w:t>
-      </w:r>
-      <w:r>
-        <w:rPr>
-          <w:rFonts w:ascii="Garamond" w:eastAsia="Aptos" w:hAnsi="Garamond" w:cs="Times New Roman (Corps CS)"/>
-          <w:color w:val="FF0000"/>
-          <w:kern w:val="2"/>
-          <w:lang w:val="fr-FR"/>
-          <w14:ligatures w14:val="standardContextual"/>
-        </w:rPr>
-        <w:t xml:space="preserve">. </w:t>
-      </w:r>
-      <w:proofErr w:type="spellStart"/>
-      <w:r>
-        <w:rPr>
-          <w:rFonts w:ascii="Garamond" w:eastAsia="Aptos" w:hAnsi="Garamond" w:cs="Times New Roman (Corps CS)"/>
-          <w:color w:val="FF0000"/>
-          <w:kern w:val="2"/>
-          <w:lang w:val="fr-FR"/>
-          <w14:ligatures w14:val="standardContextual"/>
-        </w:rPr>
-        <w:t>Quare</w:t>
-      </w:r>
-      <w:proofErr w:type="spellEnd"/>
-      <w:r>
-        <w:rPr>
-          <w:rFonts w:ascii="Garamond" w:eastAsia="Aptos" w:hAnsi="Garamond" w:cs="Times New Roman (Corps CS)"/>
-          <w:color w:val="FF0000"/>
-          <w:kern w:val="2"/>
-          <w:lang w:val="fr-FR"/>
-          <w14:ligatures w14:val="standardContextual"/>
-        </w:rPr>
-        <w:t xml:space="preserve"> </w:t>
-      </w:r>
-      <w:proofErr w:type="spellStart"/>
-      <w:r>
-        <w:rPr>
-          <w:rFonts w:ascii="Garamond" w:eastAsia="Aptos" w:hAnsi="Garamond" w:cs="Times New Roman (Corps CS)"/>
-          <w:color w:val="FF0000"/>
-          <w:kern w:val="2"/>
-          <w:lang w:val="fr-FR"/>
-          <w14:ligatures w14:val="standardContextual"/>
-        </w:rPr>
-        <w:t>Trinitas</w:t>
-      </w:r>
-      <w:proofErr w:type="spellEnd"/>
-      <w:r>
-        <w:rPr>
-          <w:rFonts w:ascii="Garamond" w:eastAsia="Aptos" w:hAnsi="Garamond" w:cs="Times New Roman (Corps CS)"/>
-          <w:color w:val="FF0000"/>
-          <w:kern w:val="2"/>
-          <w:lang w:val="fr-FR"/>
-          <w14:ligatures w14:val="standardContextual"/>
-        </w:rPr>
-        <w:t xml:space="preserve"> tribus </w:t>
-      </w:r>
-      <w:proofErr w:type="spellStart"/>
-      <w:r>
-        <w:rPr>
-          <w:rFonts w:ascii="Garamond" w:eastAsia="Aptos" w:hAnsi="Garamond" w:cs="Times New Roman (Corps CS)"/>
-          <w:color w:val="FF0000"/>
-          <w:kern w:val="2"/>
-          <w:lang w:val="fr-FR"/>
-          <w14:ligatures w14:val="standardContextual"/>
-        </w:rPr>
-        <w:t>constet</w:t>
-      </w:r>
-      <w:proofErr w:type="spellEnd"/>
-      <w:r>
-        <w:rPr>
-          <w:rFonts w:ascii="Garamond" w:eastAsia="Aptos" w:hAnsi="Garamond" w:cs="Times New Roman (Corps CS)"/>
-          <w:color w:val="FF0000"/>
-          <w:kern w:val="2"/>
-          <w:lang w:val="fr-FR"/>
-          <w14:ligatures w14:val="standardContextual"/>
-        </w:rPr>
-        <w:t xml:space="preserve"> </w:t>
-      </w:r>
-      <w:proofErr w:type="spellStart"/>
-      <w:proofErr w:type="gramStart"/>
-      <w:r>
-        <w:rPr>
-          <w:rFonts w:ascii="Garamond" w:eastAsia="Aptos" w:hAnsi="Garamond" w:cs="Times New Roman (Corps CS)"/>
-          <w:color w:val="FF0000"/>
-          <w:kern w:val="2"/>
-          <w:lang w:val="fr-FR"/>
-          <w14:ligatures w14:val="standardContextual"/>
-        </w:rPr>
-        <w:t>personis</w:t>
-      </w:r>
-      <w:proofErr w:type="spellEnd"/>
-      <w:r>
-        <w:rPr>
-          <w:rFonts w:ascii="Garamond" w:eastAsia="Aptos" w:hAnsi="Garamond" w:cs="Times New Roman (Corps CS)"/>
-          <w:color w:val="FF0000"/>
-          <w:kern w:val="2"/>
-          <w:lang w:val="fr-FR"/>
-          <w14:ligatures w14:val="standardContextual"/>
-        </w:rPr>
-        <w:t>?</w:t>
-      </w:r>
-      <w:proofErr w:type="gramEnd"/>
+        <w:t>. Quare Trinitas tribus constet personis?</w:t>
+      </w:r>
     </w:p>
     <w:p>
       <w:pPr>
         <w:rPr>
-          <w:rFonts w:ascii="Garamond" w:hAnsi="Garamond"/>
+          <w:rFonts w:ascii="Brill" w:hAnsi="Brill"/>
           <w:color w:val="FF0000"/>
           <w:lang w:val="es-ES"/>
         </w:rPr>
       </w:pPr>
       <w:r>
         <w:rPr>
-          <w:rFonts w:ascii="Garamond" w:hAnsi="Garamond"/>
+          <w:rFonts w:ascii="Brill" w:hAnsi="Brill"/>
           <w:color w:val="000000" w:themeColor="text1"/>
           <w:lang w:val="es-ES"/>
         </w:rPr>
@@ -1527,28 +898,28 @@
       </w:r>
       <w:r>
         <w:rPr>
-          <w:rFonts w:ascii="Garamond" w:hAnsi="Garamond"/>
+          <w:rFonts w:ascii="Brill" w:hAnsi="Brill"/>
           <w:color w:val="000000" w:themeColor="text1"/>
         </w:rPr>
         <w:t>65r</w:t>
       </w:r>
       <w:r>
         <w:rPr>
-          <w:rFonts w:ascii="Garamond" w:hAnsi="Garamond"/>
-          <w:lang w:val="es-ES"/>
-        </w:rPr>
-        <w:t xml:space="preserve"> </w:t>
-      </w:r>
-      <w:r>
-        <w:rPr>
-          <w:rFonts w:ascii="Garamond" w:hAnsi="Garamond"/>
+          <w:rFonts w:ascii="Brill" w:hAnsi="Brill"/>
+          <w:lang w:val="es-ES"/>
+        </w:rPr>
+        <w:t xml:space="preserve"> </w:t>
+      </w:r>
+      <w:r>
+        <w:rPr>
+          <w:rFonts w:ascii="Brill" w:hAnsi="Brill"/>
           <w:color w:val="FF0000"/>
         </w:rPr>
         <w:t>Pregunta que fizo el diciplo al maestro de la</w:t>
       </w:r>
       <w:r>
         <w:rPr>
-          <w:rFonts w:ascii="Garamond" w:hAnsi="Garamond"/>
+          <w:rFonts w:ascii="Brill" w:hAnsi="Brill"/>
           <w:color w:val="FF0000"/>
           <w:lang w:val="es-ES"/>
         </w:rPr>
@@ -1556,7 +927,7 @@
       </w:r>
       <w:r>
         <w:rPr>
-          <w:rFonts w:ascii="Garamond" w:hAnsi="Garamond"/>
+          <w:rFonts w:ascii="Brill" w:hAnsi="Brill"/>
           <w:color w:val="FF0000"/>
         </w:rPr>
         <w:t xml:space="preserve"> tres personas</w:t>
@@ -1565,14 +936,14 @@
     <w:p>
       <w:pPr>
         <w:rPr>
-          <w:rFonts w:ascii="Garamond" w:hAnsi="Garamond"/>
+          <w:rFonts w:ascii="Brill" w:hAnsi="Brill"/>
           <w:color w:val="FF0000"/>
           <w:lang w:val="es-ES"/>
         </w:rPr>
       </w:pPr>
       <w:r>
         <w:rPr>
-          <w:rFonts w:ascii="Garamond" w:hAnsi="Garamond"/>
+          <w:rFonts w:ascii="Brill" w:hAnsi="Brill"/>
           <w:color w:val="000000" w:themeColor="text1"/>
           <w:lang w:val="es-ES"/>
         </w:rPr>
@@ -1580,7 +951,7 @@
       </w:r>
       <w:r>
         <w:rPr>
-          <w:rFonts w:ascii="Garamond" w:hAnsi="Garamond"/>
+          <w:rFonts w:ascii="Brill" w:hAnsi="Brill"/>
           <w:color w:val="000000" w:themeColor="text1"/>
           <w:lang w:val="es-ES"/>
         </w:rPr>
@@ -1588,46 +959,30 @@
       </w:r>
       <w:r>
         <w:rPr>
-          <w:rFonts w:ascii="Garamond" w:hAnsi="Garamond"/>
-          <w:color w:val="FF0000"/>
-          <w:lang w:val="es-ES"/>
-        </w:rPr>
-        <w:t xml:space="preserve"> </w:t>
-      </w:r>
-      <w:r>
-        <w:rPr>
-          <w:rFonts w:ascii="Garamond" w:hAnsi="Garamond"/>
-          <w:color w:val="FF0000"/>
-          <w:lang w:val="es-ES"/>
-        </w:rPr>
-        <w:t>Cap</w:t>
-      </w:r>
-      <w:r>
-        <w:rPr>
-          <w:rFonts w:ascii="Garamond" w:hAnsi="Garamond"/>
-          <w:color w:val="FF0000"/>
-          <w:lang w:val="es-ES"/>
-        </w:rPr>
-        <w:t>í</w:t>
-      </w:r>
-      <w:r>
-        <w:rPr>
-          <w:rFonts w:ascii="Garamond" w:hAnsi="Garamond"/>
-          <w:color w:val="FF0000"/>
-          <w:lang w:val="es-ES"/>
-        </w:rPr>
-        <w:t>tulo</w:t>
-      </w:r>
-      <w:r>
-        <w:rPr>
-          <w:rFonts w:ascii="Garamond" w:hAnsi="Garamond"/>
-          <w:color w:val="FF0000"/>
-        </w:rPr>
-        <w:t xml:space="preserve"> </w:t>
-      </w:r>
-      <w:r>
-        <w:rPr>
-          <w:rFonts w:ascii="Garamond" w:hAnsi="Garamond"/>
+          <w:rFonts w:ascii="Brill" w:hAnsi="Brill"/>
+          <w:color w:val="FF0000"/>
+          <w:lang w:val="es-ES"/>
+        </w:rPr>
+        <w:t xml:space="preserve"> </w:t>
+      </w:r>
+      <w:r>
+        <w:rPr>
+          <w:rFonts w:ascii="Brill" w:hAnsi="Brill"/>
+          <w:color w:val="FF0000"/>
+          <w:lang w:val="es-ES"/>
+        </w:rPr>
+        <w:t>Capítulo</w:t>
+      </w:r>
+      <w:r>
+        <w:rPr>
+          <w:rFonts w:ascii="Brill" w:hAnsi="Brill"/>
+          <w:color w:val="FF0000"/>
+        </w:rPr>
+        <w:t xml:space="preserve"> </w:t>
+      </w:r>
+      <w:r>
+        <w:rPr>
+          <w:rFonts w:ascii="Brill" w:hAnsi="Brill"/>
           <w:smallCaps/>
           <w:color w:val="FF0000"/>
         </w:rPr>
@@ -1635,7 +990,7 @@
       </w:r>
       <w:r>
         <w:rPr>
-          <w:rFonts w:ascii="Garamond" w:hAnsi="Garamond"/>
+          <w:rFonts w:ascii="Brill" w:hAnsi="Brill"/>
           <w:smallCaps/>
           <w:color w:val="FF0000"/>
           <w:lang w:val="es-ES"/>
@@ -1644,7 +999,7 @@
       </w:r>
       <w:r>
         <w:rPr>
-          <w:rFonts w:ascii="Garamond" w:hAnsi="Garamond"/>
+          <w:rFonts w:ascii="Brill" w:hAnsi="Brill"/>
           <w:color w:val="FF0000"/>
           <w:vertAlign w:val="superscript"/>
         </w:rPr>
@@ -1652,7 +1007,7 @@
       </w:r>
       <w:r>
         <w:rPr>
-          <w:rFonts w:ascii="Garamond" w:hAnsi="Garamond"/>
+          <w:rFonts w:ascii="Brill" w:hAnsi="Brill"/>
           <w:color w:val="FF0000"/>
           <w:lang w:val="es-ES"/>
         </w:rPr>
@@ -1660,14 +1015,14 @@
       </w:r>
       <w:r>
         <w:rPr>
-          <w:rFonts w:ascii="Garamond" w:hAnsi="Garamond"/>
-          <w:color w:val="FF0000"/>
-        </w:rPr>
-        <w:t xml:space="preserve"> </w:t>
-      </w:r>
-      <w:r>
-        <w:rPr>
-          <w:rFonts w:ascii="Garamond" w:hAnsi="Garamond"/>
+          <w:rFonts w:ascii="Brill" w:hAnsi="Brill"/>
+          <w:color w:val="FF0000"/>
+        </w:rPr>
+        <w:t xml:space="preserve"> </w:t>
+      </w:r>
+      <w:r>
+        <w:rPr>
+          <w:rFonts w:ascii="Brill" w:hAnsi="Brill"/>
           <w:color w:val="FF0000"/>
           <w:lang w:val="es-ES"/>
         </w:rPr>
@@ -1675,42 +1030,42 @@
       </w:r>
       <w:r>
         <w:rPr>
-          <w:rFonts w:ascii="Garamond" w:hAnsi="Garamond"/>
+          <w:rFonts w:ascii="Brill" w:hAnsi="Brill"/>
           <w:color w:val="FF0000"/>
         </w:rPr>
         <w:t>or qu</w:t>
       </w:r>
       <w:r>
         <w:rPr>
-          <w:rFonts w:ascii="Garamond" w:hAnsi="Garamond"/>
+          <w:rFonts w:ascii="Brill" w:hAnsi="Brill"/>
           <w:color w:val="FF0000"/>
         </w:rPr>
         <w:t>é</w:t>
       </w:r>
       <w:r>
         <w:rPr>
-          <w:rFonts w:ascii="Garamond" w:hAnsi="Garamond"/>
+          <w:rFonts w:ascii="Brill" w:hAnsi="Brill"/>
           <w:color w:val="FF0000"/>
         </w:rPr>
         <w:t xml:space="preserve"> raz</w:t>
       </w:r>
       <w:r>
         <w:rPr>
-          <w:rFonts w:ascii="Garamond" w:hAnsi="Garamond"/>
+          <w:rFonts w:ascii="Brill" w:hAnsi="Brill"/>
           <w:color w:val="FF0000"/>
         </w:rPr>
         <w:t>ó</w:t>
       </w:r>
       <w:r>
         <w:rPr>
-          <w:rFonts w:ascii="Garamond" w:hAnsi="Garamond"/>
+          <w:rFonts w:ascii="Brill" w:hAnsi="Brill"/>
           <w:color w:val="FF0000"/>
         </w:rPr>
         <w:t xml:space="preserve">n es </w:t>
       </w:r>
       <w:r>
         <w:rPr>
-          <w:rFonts w:ascii="Garamond" w:hAnsi="Garamond"/>
+          <w:rFonts w:ascii="Brill" w:hAnsi="Brill"/>
           <w:color w:val="FF0000"/>
           <w:lang w:val="es-ES"/>
         </w:rPr>
@@ -1718,44 +1073,28 @@
       </w:r>
       <w:r>
         <w:rPr>
-          <w:rFonts w:ascii="Garamond" w:hAnsi="Garamond"/>
-          <w:color w:val="FF0000"/>
-        </w:rPr>
-        <w:t xml:space="preserve">rinidat de tres personas </w:t>
-      </w:r>
-      <w:proofErr w:type="gramStart"/>
-      <w:r>
-        <w:rPr>
-          <w:rFonts w:ascii="Garamond" w:hAnsi="Garamond"/>
-          <w:color w:val="FF0000"/>
-        </w:rPr>
-        <w:t>e</w:t>
-      </w:r>
-      <w:proofErr w:type="gramEnd"/>
-      <w:r>
-        <w:rPr>
-          <w:rFonts w:ascii="Garamond" w:hAnsi="Garamond"/>
-          <w:color w:val="FF0000"/>
-        </w:rPr>
-        <w:t xml:space="preserve"> non m</w:t>
-      </w:r>
-      <w:r>
-        <w:rPr>
-          <w:rFonts w:ascii="Garamond" w:hAnsi="Garamond"/>
+          <w:rFonts w:ascii="Brill" w:hAnsi="Brill"/>
+          <w:color w:val="FF0000"/>
+        </w:rPr>
+        <w:t>rinidat de tres personas e non m</w:t>
+      </w:r>
+      <w:r>
+        <w:rPr>
+          <w:rFonts w:ascii="Brill" w:hAnsi="Brill"/>
           <w:color w:val="FF0000"/>
         </w:rPr>
         <w:t>á</w:t>
       </w:r>
       <w:r>
         <w:rPr>
-          <w:rFonts w:ascii="Garamond" w:hAnsi="Garamond"/>
+          <w:rFonts w:ascii="Brill" w:hAnsi="Brill"/>
           <w:color w:val="FF0000"/>
         </w:rPr>
         <w:t>s nin de menos</w:t>
       </w:r>
       <w:r>
         <w:rPr>
-          <w:rFonts w:ascii="Garamond" w:hAnsi="Garamond"/>
+          <w:rFonts w:ascii="Brill" w:hAnsi="Brill"/>
           <w:color w:val="FF0000"/>
           <w:lang w:val="es-ES"/>
         </w:rPr>
@@ -1765,7 +1104,7 @@
     <w:p>
       <w:pPr>
         <w:rPr>
-          <w:rFonts w:ascii="Garamond" w:hAnsi="Garamond" w:cs="Times New Roman (Corps CS)"/>
+          <w:rFonts w:ascii="Brill" w:hAnsi="Brill" w:cs="Times New Roman (Corps CS)"/>
           <w:color w:val="FF0000"/>
           <w:kern w:val="2"/>
           <w14:ligatures w14:val="standardContextual"/>
@@ -1773,7 +1112,7 @@
       </w:pPr>
       <w:r>
         <w:rPr>
-          <w:rFonts w:ascii="Garamond" w:hAnsi="Garamond" w:cs="Times New Roman (Corps CS)"/>
+          <w:rFonts w:ascii="Brill" w:hAnsi="Brill" w:cs="Times New Roman (Corps CS)"/>
           <w:kern w:val="2"/>
           <w:lang w:val="es-ES"/>
           <w14:ligatures w14:val="standardContextual"/>
@@ -1782,17 +1121,17 @@
       </w:r>
       <w:r>
         <w:rPr>
-          <w:rFonts w:ascii="Garamond" w:hAnsi="Garamond" w:cs="Times New Roman (Corps CS)"/>
-          <w:color w:val="FF0000"/>
-          <w:kern w:val="2"/>
-          <w:lang w:val="es-ES"/>
-          <w14:ligatures w14:val="standardContextual"/>
-        </w:rPr>
-        <w:t xml:space="preserve"> </w:t>
-      </w:r>
-      <w:r>
-        <w:rPr>
-          <w:rFonts w:ascii="Garamond" w:hAnsi="Garamond" w:cs="Times New Roman (Corps CS)"/>
+          <w:rFonts w:ascii="Brill" w:hAnsi="Brill" w:cs="Times New Roman (Corps CS)"/>
+          <w:color w:val="FF0000"/>
+          <w:kern w:val="2"/>
+          <w:lang w:val="es-ES"/>
+          <w14:ligatures w14:val="standardContextual"/>
+        </w:rPr>
+        <w:t xml:space="preserve"> </w:t>
+      </w:r>
+      <w:r>
+        <w:rPr>
+          <w:rFonts w:ascii="Brill" w:hAnsi="Brill" w:cs="Times New Roman (Corps CS)"/>
           <w:color w:val="FF0000"/>
           <w:kern w:val="2"/>
           <w14:ligatures w14:val="standardContextual"/>
@@ -1801,38 +1140,22 @@
       </w:r>
       <w:r>
         <w:rPr>
-          <w:rFonts w:ascii="Garamond" w:hAnsi="Garamond"/>
-          <w:color w:val="FF0000"/>
-          <w:lang w:val="es-ES"/>
-        </w:rPr>
-        <w:t>Cap</w:t>
-      </w:r>
-      <w:r>
-        <w:rPr>
-          <w:rFonts w:ascii="Garamond" w:hAnsi="Garamond"/>
-          <w:color w:val="FF0000"/>
-          <w:lang w:val="es-ES"/>
-        </w:rPr>
-        <w:t>í</w:t>
-      </w:r>
-      <w:r>
-        <w:rPr>
-          <w:rFonts w:ascii="Garamond" w:hAnsi="Garamond"/>
-          <w:color w:val="FF0000"/>
-          <w:lang w:val="es-ES"/>
-        </w:rPr>
-        <w:t>tulo</w:t>
-      </w:r>
-      <w:r>
-        <w:rPr>
-          <w:rFonts w:ascii="Garamond" w:hAnsi="Garamond"/>
-          <w:color w:val="FF0000"/>
-        </w:rPr>
-        <w:t xml:space="preserve"> </w:t>
-      </w:r>
-      <w:r>
-        <w:rPr>
-          <w:rFonts w:ascii="Garamond" w:hAnsi="Garamond" w:cs="Times New Roman (Corps CS)"/>
+          <w:rFonts w:ascii="Brill" w:hAnsi="Brill"/>
+          <w:color w:val="FF0000"/>
+          <w:lang w:val="es-ES"/>
+        </w:rPr>
+        <w:t>Capítulo</w:t>
+      </w:r>
+      <w:r>
+        <w:rPr>
+          <w:rFonts w:ascii="Brill" w:hAnsi="Brill"/>
+          <w:color w:val="FF0000"/>
+        </w:rPr>
+        <w:t xml:space="preserve"> </w:t>
+      </w:r>
+      <w:r>
+        <w:rPr>
+          <w:rFonts w:ascii="Brill" w:hAnsi="Brill" w:cs="Times New Roman (Corps CS)"/>
           <w:color w:val="FF0000"/>
           <w:kern w:val="2"/>
           <w14:ligatures w14:val="standardContextual"/>
@@ -1841,7 +1164,7 @@
       </w:r>
       <w:r>
         <w:rPr>
-          <w:rFonts w:ascii="Garamond" w:hAnsi="Garamond" w:cs="Times New Roman (Corps CS)"/>
+          <w:rFonts w:ascii="Brill" w:hAnsi="Brill" w:cs="Times New Roman (Corps CS)"/>
           <w:color w:val="FF0000"/>
           <w:kern w:val="2"/>
           <w:lang w:val="es-ES"/>
@@ -1851,16 +1174,16 @@
       </w:r>
       <w:r>
         <w:rPr>
-          <w:rFonts w:ascii="Garamond" w:hAnsi="Garamond" w:cs="Times New Roman (Corps CS)"/>
-          <w:color w:val="FF0000"/>
-          <w:kern w:val="2"/>
-          <w14:ligatures w14:val="standardContextual"/>
-        </w:rPr>
-        <w:t xml:space="preserve"> </w:t>
-      </w:r>
-      <w:r>
-        <w:rPr>
-          <w:rFonts w:ascii="Garamond" w:hAnsi="Garamond" w:cs="Times New Roman (Corps CS)"/>
+          <w:rFonts w:ascii="Brill" w:hAnsi="Brill" w:cs="Times New Roman (Corps CS)"/>
+          <w:color w:val="FF0000"/>
+          <w:kern w:val="2"/>
+          <w14:ligatures w14:val="standardContextual"/>
+        </w:rPr>
+        <w:t xml:space="preserve"> </w:t>
+      </w:r>
+      <w:r>
+        <w:rPr>
+          <w:rFonts w:ascii="Brill" w:hAnsi="Brill" w:cs="Times New Roman (Corps CS)"/>
           <w:color w:val="FF0000"/>
           <w:kern w:val="2"/>
           <w:lang w:val="es-ES"/>
@@ -1870,7 +1193,7 @@
       </w:r>
       <w:r>
         <w:rPr>
-          <w:rFonts w:ascii="Garamond" w:hAnsi="Garamond" w:cs="Times New Roman (Corps CS)"/>
+          <w:rFonts w:ascii="Brill" w:hAnsi="Brill" w:cs="Times New Roman (Corps CS)"/>
           <w:color w:val="FF0000"/>
           <w:kern w:val="2"/>
           <w14:ligatures w14:val="standardContextual"/>
@@ -1879,42 +1202,14 @@
       </w:r>
       <w:r>
         <w:rPr>
-          <w:rFonts w:ascii="Garamond" w:hAnsi="Garamond"/>
-          <w:color w:val="FF0000"/>
-        </w:rPr>
-        <w:t>qu</w:t>
-      </w:r>
-      <w:r>
-        <w:rPr>
-          <w:rFonts w:ascii="Garamond" w:hAnsi="Garamond"/>
-          <w:color w:val="FF0000"/>
-        </w:rPr>
-        <w:t>é</w:t>
-      </w:r>
-      <w:r>
-        <w:rPr>
-          <w:rFonts w:ascii="Garamond" w:hAnsi="Garamond"/>
-          <w:color w:val="FF0000"/>
-        </w:rPr>
-        <w:t xml:space="preserve"> raz</w:t>
-      </w:r>
-      <w:r>
-        <w:rPr>
-          <w:rFonts w:ascii="Garamond" w:hAnsi="Garamond"/>
-          <w:color w:val="FF0000"/>
-        </w:rPr>
-        <w:t>ó</w:t>
-      </w:r>
-      <w:r>
-        <w:rPr>
-          <w:rFonts w:ascii="Garamond" w:hAnsi="Garamond"/>
-          <w:color w:val="FF0000"/>
-        </w:rPr>
-        <w:t xml:space="preserve">n </w:t>
-      </w:r>
-      <w:r>
-        <w:rPr>
-          <w:rFonts w:ascii="Garamond" w:hAnsi="Garamond" w:cs="Times New Roman (Corps CS)"/>
+          <w:rFonts w:ascii="Brill" w:hAnsi="Brill"/>
+          <w:color w:val="FF0000"/>
+        </w:rPr>
+        <w:t xml:space="preserve">qué razón </w:t>
+      </w:r>
+      <w:r>
+        <w:rPr>
+          <w:rFonts w:ascii="Brill" w:hAnsi="Brill" w:cs="Times New Roman (Corps CS)"/>
           <w:color w:val="FF0000"/>
           <w:kern w:val="2"/>
           <w14:ligatures w14:val="standardContextual"/>
@@ -1923,67 +1218,33 @@
       </w:r>
       <w:r>
         <w:rPr>
-          <w:rFonts w:ascii="Garamond" w:hAnsi="Garamond" w:cs="Times New Roman (Corps CS)"/>
-          <w:color w:val="FF0000"/>
-          <w:kern w:val="2"/>
-          <w:lang w:val="es-ES"/>
-          <w14:ligatures w14:val="standardContextual"/>
-        </w:rPr>
-        <w:t xml:space="preserve"> </w:t>
-      </w:r>
-      <w:r>
-        <w:rPr>
-          <w:rFonts w:ascii="Garamond" w:hAnsi="Garamond" w:cs="Times New Roman (Corps CS)"/>
-          <w:color w:val="FF0000"/>
-          <w:kern w:val="2"/>
-          <w14:ligatures w14:val="standardContextual"/>
-        </w:rPr>
-        <w:t xml:space="preserve">de tres personas </w:t>
-      </w:r>
-      <w:proofErr w:type="gramStart"/>
-      <w:r>
-        <w:rPr>
-          <w:rFonts w:ascii="Garamond" w:hAnsi="Garamond" w:cs="Times New Roman (Corps CS)"/>
-          <w:color w:val="FF0000"/>
-          <w:kern w:val="2"/>
-          <w14:ligatures w14:val="standardContextual"/>
-        </w:rPr>
-        <w:t>e</w:t>
-      </w:r>
-      <w:proofErr w:type="gramEnd"/>
-      <w:r>
-        <w:rPr>
-          <w:rFonts w:ascii="Garamond" w:hAnsi="Garamond" w:cs="Times New Roman (Corps CS)"/>
-          <w:color w:val="FF0000"/>
-          <w:kern w:val="2"/>
-          <w14:ligatures w14:val="standardContextual"/>
-        </w:rPr>
-        <w:t xml:space="preserve"> no de </w:t>
-      </w:r>
-      <w:r>
-        <w:rPr>
-          <w:rFonts w:ascii="Garamond" w:hAnsi="Garamond"/>
-          <w:color w:val="FF0000"/>
-        </w:rPr>
-        <w:t>m</w:t>
-      </w:r>
-      <w:r>
-        <w:rPr>
-          <w:rFonts w:ascii="Garamond" w:hAnsi="Garamond"/>
-          <w:color w:val="FF0000"/>
-        </w:rPr>
-        <w:t>á</w:t>
-      </w:r>
-      <w:r>
-        <w:rPr>
-          <w:rFonts w:ascii="Garamond" w:hAnsi="Garamond"/>
-          <w:color w:val="FF0000"/>
-        </w:rPr>
-        <w:t xml:space="preserve">s </w:t>
-      </w:r>
-      <w:r>
-        <w:rPr>
-          <w:rFonts w:ascii="Garamond" w:hAnsi="Garamond" w:cs="Times New Roman (Corps CS)"/>
+          <w:rFonts w:ascii="Brill" w:hAnsi="Brill" w:cs="Times New Roman (Corps CS)"/>
+          <w:color w:val="FF0000"/>
+          <w:kern w:val="2"/>
+          <w:lang w:val="es-ES"/>
+          <w14:ligatures w14:val="standardContextual"/>
+        </w:rPr>
+        <w:t xml:space="preserve"> </w:t>
+      </w:r>
+      <w:r>
+        <w:rPr>
+          <w:rFonts w:ascii="Brill" w:hAnsi="Brill" w:cs="Times New Roman (Corps CS)"/>
+          <w:color w:val="FF0000"/>
+          <w:kern w:val="2"/>
+          <w14:ligatures w14:val="standardContextual"/>
+        </w:rPr>
+        <w:t xml:space="preserve">de tres personas e no de </w:t>
+      </w:r>
+      <w:r>
+        <w:rPr>
+          <w:rFonts w:ascii="Brill" w:hAnsi="Brill"/>
+          <w:color w:val="FF0000"/>
+        </w:rPr>
+        <w:t xml:space="preserve">más </w:t>
+      </w:r>
+      <w:r>
+        <w:rPr>
+          <w:rFonts w:ascii="Brill" w:hAnsi="Brill" w:cs="Times New Roman (Corps CS)"/>
           <w:color w:val="FF0000"/>
           <w:kern w:val="2"/>
           <w:lang w:val="es-ES"/>
@@ -1993,7 +1254,7 @@
       </w:r>
       <w:r>
         <w:rPr>
-          <w:rFonts w:ascii="Garamond" w:hAnsi="Garamond" w:cs="Times New Roman (Corps CS)"/>
+          <w:rFonts w:ascii="Brill" w:hAnsi="Brill" w:cs="Times New Roman (Corps CS)"/>
           <w:color w:val="FF0000"/>
           <w:kern w:val="2"/>
           <w14:ligatures w14:val="standardContextual"/>
@@ -2002,7 +1263,7 @@
       </w:r>
       <w:r>
         <w:rPr>
-          <w:rFonts w:ascii="Garamond" w:hAnsi="Garamond" w:cs="Times New Roman (Corps CS)"/>
+          <w:rFonts w:ascii="Brill" w:hAnsi="Brill" w:cs="Times New Roman (Corps CS)"/>
           <w:color w:val="FF0000"/>
           <w:kern w:val="2"/>
           <w:lang w:val="es-ES"/>
@@ -2012,7 +1273,7 @@
       </w:r>
       <w:r>
         <w:rPr>
-          <w:rFonts w:ascii="Garamond" w:hAnsi="Garamond" w:cs="Times New Roman (Corps CS)"/>
+          <w:rFonts w:ascii="Brill" w:hAnsi="Brill" w:cs="Times New Roman (Corps CS)"/>
           <w:color w:val="FF0000"/>
           <w:kern w:val="2"/>
           <w14:ligatures w14:val="standardContextual"/>
@@ -2023,13 +1284,13 @@
     <w:p>
       <w:pPr>
         <w:rPr>
-          <w:rFonts w:ascii="Garamond" w:hAnsi="Garamond"/>
+          <w:rFonts w:ascii="Brill" w:hAnsi="Brill"/>
           <w:lang w:val="es-ES"/>
         </w:rPr>
       </w:pPr>
       <w:r>
         <w:rPr>
-          <w:rFonts w:ascii="Garamond" w:hAnsi="Garamond" w:cs="Times New Roman (Corps CS)"/>
+          <w:rFonts w:ascii="Brill" w:hAnsi="Brill" w:cs="Times New Roman (Corps CS)"/>
           <w:kern w:val="2"/>
           <w:lang w:val="es-ES"/>
           <w14:ligatures w14:val="standardContextual"/>
@@ -2038,7 +1299,7 @@
       </w:r>
       <w:r>
         <w:rPr>
-          <w:rFonts w:ascii="Garamond" w:hAnsi="Garamond" w:cs="Times New Roman (Corps CS)"/>
+          <w:rFonts w:ascii="Brill" w:hAnsi="Brill" w:cs="Times New Roman (Corps CS)"/>
           <w:kern w:val="2"/>
           <w14:ligatures w14:val="standardContextual"/>
         </w:rPr>
@@ -2046,38 +1307,22 @@
       </w:r>
       <w:r>
         <w:rPr>
-          <w:rFonts w:ascii="Garamond" w:hAnsi="Garamond"/>
-          <w:color w:val="FF0000"/>
-          <w:lang w:val="es-ES"/>
-        </w:rPr>
-        <w:t>Cap</w:t>
-      </w:r>
-      <w:r>
-        <w:rPr>
-          <w:rFonts w:ascii="Garamond" w:hAnsi="Garamond"/>
-          <w:color w:val="FF0000"/>
-          <w:lang w:val="es-ES"/>
-        </w:rPr>
-        <w:t>í</w:t>
-      </w:r>
-      <w:r>
-        <w:rPr>
-          <w:rFonts w:ascii="Garamond" w:hAnsi="Garamond"/>
-          <w:color w:val="FF0000"/>
-          <w:lang w:val="es-ES"/>
-        </w:rPr>
-        <w:t>tulo</w:t>
-      </w:r>
-      <w:r>
-        <w:rPr>
-          <w:rFonts w:ascii="Garamond" w:hAnsi="Garamond"/>
-          <w:color w:val="FF0000"/>
-        </w:rPr>
-        <w:t xml:space="preserve"> </w:t>
-      </w:r>
-      <w:r>
-        <w:rPr>
-          <w:rFonts w:ascii="Garamond" w:hAnsi="Garamond" w:cs="Times New Roman (Corps CS)"/>
+          <w:rFonts w:ascii="Brill" w:hAnsi="Brill"/>
+          <w:color w:val="FF0000"/>
+          <w:lang w:val="es-ES"/>
+        </w:rPr>
+        <w:t>Capítulo</w:t>
+      </w:r>
+      <w:r>
+        <w:rPr>
+          <w:rFonts w:ascii="Brill" w:hAnsi="Brill"/>
+          <w:color w:val="FF0000"/>
+        </w:rPr>
+        <w:t xml:space="preserve"> </w:t>
+      </w:r>
+      <w:r>
+        <w:rPr>
+          <w:rFonts w:ascii="Brill" w:hAnsi="Brill" w:cs="Times New Roman (Corps CS)"/>
           <w:color w:val="FF0000"/>
           <w:kern w:val="2"/>
           <w14:ligatures w14:val="standardContextual"/>
@@ -2086,7 +1331,7 @@
       </w:r>
       <w:r>
         <w:rPr>
-          <w:rFonts w:ascii="Garamond" w:hAnsi="Garamond" w:cs="Times New Roman (Corps CS)"/>
+          <w:rFonts w:ascii="Brill" w:hAnsi="Brill" w:cs="Times New Roman (Corps CS)"/>
           <w:color w:val="FF0000"/>
           <w:kern w:val="2"/>
           <w:lang w:val="es-ES"/>
@@ -2096,16 +1341,16 @@
       </w:r>
       <w:r>
         <w:rPr>
-          <w:rFonts w:ascii="Garamond" w:hAnsi="Garamond" w:cs="Times New Roman (Corps CS)"/>
-          <w:color w:val="FF0000"/>
-          <w:kern w:val="2"/>
-          <w14:ligatures w14:val="standardContextual"/>
-        </w:rPr>
-        <w:t xml:space="preserve"> </w:t>
-      </w:r>
-      <w:r>
-        <w:rPr>
-          <w:rFonts w:ascii="Garamond" w:hAnsi="Garamond" w:cs="Times New Roman (Corps CS)"/>
+          <w:rFonts w:ascii="Brill" w:hAnsi="Brill" w:cs="Times New Roman (Corps CS)"/>
+          <w:color w:val="FF0000"/>
+          <w:kern w:val="2"/>
+          <w14:ligatures w14:val="standardContextual"/>
+        </w:rPr>
+        <w:t xml:space="preserve"> </w:t>
+      </w:r>
+      <w:r>
+        <w:rPr>
+          <w:rFonts w:ascii="Brill" w:hAnsi="Brill" w:cs="Times New Roman (Corps CS)"/>
           <w:color w:val="FF0000"/>
           <w:kern w:val="2"/>
           <w:lang w:val="es-ES"/>
@@ -2115,7 +1360,7 @@
       </w:r>
       <w:r>
         <w:rPr>
-          <w:rFonts w:ascii="Garamond" w:hAnsi="Garamond" w:cs="Times New Roman (Corps CS)"/>
+          <w:rFonts w:ascii="Brill" w:hAnsi="Brill" w:cs="Times New Roman (Corps CS)"/>
           <w:color w:val="FF0000"/>
           <w:kern w:val="2"/>
           <w14:ligatures w14:val="standardContextual"/>
@@ -2124,92 +1369,30 @@
       </w:r>
       <w:r>
         <w:rPr>
-          <w:rFonts w:ascii="Garamond" w:hAnsi="Garamond"/>
-          <w:color w:val="FF0000"/>
-        </w:rPr>
-        <w:t>qu</w:t>
-      </w:r>
-      <w:r>
-        <w:rPr>
-          <w:rFonts w:ascii="Garamond" w:hAnsi="Garamond"/>
-          <w:color w:val="FF0000"/>
-        </w:rPr>
-        <w:t>é</w:t>
-      </w:r>
-      <w:r>
-        <w:rPr>
-          <w:rFonts w:ascii="Garamond" w:hAnsi="Garamond"/>
-          <w:color w:val="FF0000"/>
-        </w:rPr>
-        <w:t xml:space="preserve"> raz</w:t>
-      </w:r>
-      <w:r>
-        <w:rPr>
-          <w:rFonts w:ascii="Garamond" w:hAnsi="Garamond"/>
-          <w:color w:val="FF0000"/>
-        </w:rPr>
-        <w:t>ó</w:t>
-      </w:r>
-      <w:r>
-        <w:rPr>
-          <w:rFonts w:ascii="Garamond" w:hAnsi="Garamond"/>
-          <w:color w:val="FF0000"/>
-        </w:rPr>
-        <w:t xml:space="preserve">n </w:t>
-      </w:r>
-      <w:r>
-        <w:rPr>
-          <w:rFonts w:ascii="Garamond" w:hAnsi="Garamond" w:cs="Times New Roman (Corps CS)"/>
-          <w:color w:val="FF0000"/>
-          <w:kern w:val="2"/>
-          <w14:ligatures w14:val="standardContextual"/>
-        </w:rPr>
-        <w:t xml:space="preserve">es la trinidad de tres personas </w:t>
-      </w:r>
-      <w:proofErr w:type="gramStart"/>
-      <w:r>
-        <w:rPr>
-          <w:rFonts w:ascii="Garamond" w:hAnsi="Garamond" w:cs="Times New Roman (Corps CS)"/>
-          <w:color w:val="FF0000"/>
-          <w:kern w:val="2"/>
-          <w14:ligatures w14:val="standardContextual"/>
-        </w:rPr>
-        <w:t>e</w:t>
-      </w:r>
-      <w:proofErr w:type="gramEnd"/>
-      <w:r>
-        <w:rPr>
-          <w:rFonts w:ascii="Garamond" w:hAnsi="Garamond" w:cs="Times New Roman (Corps CS)"/>
-          <w:color w:val="FF0000"/>
-          <w:kern w:val="2"/>
-          <w14:ligatures w14:val="standardContextual"/>
-        </w:rPr>
-        <w:t xml:space="preserve"> non de </w:t>
-      </w:r>
-      <w:r>
-        <w:rPr>
-          <w:rFonts w:ascii="Garamond" w:hAnsi="Garamond"/>
-          <w:color w:val="FF0000"/>
-        </w:rPr>
-        <w:t>m</w:t>
-      </w:r>
-      <w:r>
-        <w:rPr>
-          <w:rFonts w:ascii="Garamond" w:hAnsi="Garamond"/>
-          <w:color w:val="FF0000"/>
-        </w:rPr>
-        <w:t>á</w:t>
-      </w:r>
-      <w:r>
-        <w:rPr>
-          <w:rFonts w:ascii="Garamond" w:hAnsi="Garamond"/>
-          <w:color w:val="FF0000"/>
-        </w:rPr>
-        <w:t xml:space="preserve">s </w:t>
-      </w:r>
-      <w:r>
-        <w:rPr>
-          <w:rFonts w:ascii="Garamond" w:hAnsi="Garamond" w:cs="Times New Roman (Corps CS)"/>
+          <w:rFonts w:ascii="Brill" w:hAnsi="Brill"/>
+          <w:color w:val="FF0000"/>
+        </w:rPr>
+        <w:t xml:space="preserve">qué razón </w:t>
+      </w:r>
+      <w:r>
+        <w:rPr>
+          <w:rFonts w:ascii="Brill" w:hAnsi="Brill" w:cs="Times New Roman (Corps CS)"/>
+          <w:color w:val="FF0000"/>
+          <w:kern w:val="2"/>
+          <w14:ligatures w14:val="standardContextual"/>
+        </w:rPr>
+        <w:t xml:space="preserve">es la trinidad de tres personas e non de </w:t>
+      </w:r>
+      <w:r>
+        <w:rPr>
+          <w:rFonts w:ascii="Brill" w:hAnsi="Brill"/>
+          <w:color w:val="FF0000"/>
+        </w:rPr>
+        <w:t xml:space="preserve">más </w:t>
+      </w:r>
+      <w:r>
+        <w:rPr>
+          <w:rFonts w:ascii="Brill" w:hAnsi="Brill" w:cs="Times New Roman (Corps CS)"/>
           <w:color w:val="FF0000"/>
           <w:kern w:val="2"/>
           <w14:ligatures w14:val="standardContextual"/>
